--- a/Lab4/Docs/Prac_4_java.docx
+++ b/Lab4/Docs/Prac_4_java.docx
@@ -86,14 +86,14 @@
         </w:tblCellMar>
       </w:tblPr>
       <w:tblGrid>
-        <w:gridCol w:w="1473"/>
-        <w:gridCol w:w="8165"/>
+        <w:gridCol w:w="1472"/>
+        <w:gridCol w:w="8166"/>
       </w:tblGrid>
       <w:tr>
         <w:trPr/>
         <w:tc>
           <w:tcPr>
-            <w:tcW w:w="1473" w:type="dxa"/>
+            <w:tcW w:w="1472" w:type="dxa"/>
             <w:tcBorders/>
           </w:tcPr>
           <w:p>
@@ -117,7 +117,7 @@
         </w:tc>
         <w:tc>
           <w:tcPr>
-            <w:tcW w:w="8165" w:type="dxa"/>
+            <w:tcW w:w="8166" w:type="dxa"/>
             <w:tcBorders/>
           </w:tcPr>
           <w:p>
@@ -330,7 +330,7 @@
         </w:trPr>
         <w:tc>
           <w:tcPr>
-            <w:tcW w:w="1473" w:type="dxa"/>
+            <w:tcW w:w="1472" w:type="dxa"/>
             <w:tcBorders/>
           </w:tcPr>
           <w:p>
@@ -354,7 +354,7 @@
         </w:tc>
         <w:tc>
           <w:tcPr>
-            <w:tcW w:w="8165" w:type="dxa"/>
+            <w:tcW w:w="8166" w:type="dxa"/>
             <w:tcBorders/>
           </w:tcPr>
           <w:p>
@@ -416,7 +416,7 @@
           <w:p>
             <w:pPr>
               <w:pStyle w:val="PreformattedText"/>
-              <w:shd w:fill="E1E1E1" w:val="clear"/>
+              <w:shd w:val="clear" w:fill="E1E1E1"/>
               <w:bidi w:val="0"/>
               <w:spacing w:before="0" w:after="283"/>
               <w:jc w:val="start"/>
@@ -886,7 +886,7 @@
         <w:trPr/>
         <w:tc>
           <w:tcPr>
-            <w:tcW w:w="1473" w:type="dxa"/>
+            <w:tcW w:w="1472" w:type="dxa"/>
             <w:tcBorders/>
           </w:tcPr>
           <w:p>
@@ -910,7 +910,7 @@
         </w:tc>
         <w:tc>
           <w:tcPr>
-            <w:tcW w:w="8165" w:type="dxa"/>
+            <w:tcW w:w="8166" w:type="dxa"/>
             <w:tcBorders/>
           </w:tcPr>
           <w:p>
@@ -929,7 +929,7 @@
                 <w:szCs w:val="24"/>
               </w:rPr>
               <w:drawing>
-                <wp:anchor distT="0" distB="0" distL="0" distR="0" simplePos="0" relativeHeight="2" behindDoc="0" locked="0" layoutInCell="0" allowOverlap="1">
+                <wp:anchor distT="0" distB="0" distL="0" distR="0" simplePos="0" relativeHeight="2" behindDoc="0" locked="0" layoutInCell="1" allowOverlap="1">
                   <wp:simplePos x="0" y="0"/>
                   <wp:positionH relativeFrom="column">
                     <wp:align>center</wp:align>
@@ -1013,11 +1013,1620 @@
         </w:tblCellMar>
       </w:tblPr>
       <w:tblGrid>
+        <w:gridCol w:w="1647"/>
+        <w:gridCol w:w="7991"/>
+      </w:tblGrid>
+      <w:tr>
+        <w:trPr>
+          <w:trHeight w:val="2782" w:hRule="atLeast"/>
+        </w:trPr>
+        <w:tc>
+          <w:tcPr>
+            <w:tcW w:w="1647" w:type="dxa"/>
+            <w:tcBorders/>
+          </w:tcPr>
+          <w:p>
+            <w:pPr>
+              <w:pStyle w:val="TableContents"/>
+              <w:pageBreakBefore/>
+              <w:rPr/>
+            </w:pPr>
+            <w:r>
+              <w:rPr/>
+              <w:t>Prob 2</w:t>
+            </w:r>
+          </w:p>
+        </w:tc>
+        <w:tc>
+          <w:tcPr>
+            <w:tcW w:w="7991" w:type="dxa"/>
+            <w:tcBorders/>
+          </w:tcPr>
+          <w:p>
+            <w:pPr>
+              <w:pStyle w:val="TableContents"/>
+              <w:widowControl/>
+              <w:ind w:hanging="0" w:start="0" w:end="0"/>
+              <w:rPr/>
+            </w:pPr>
+            <w:r>
+              <w:rPr>
+                <w:rFonts w:ascii="Google Sans;Roboto;Arial;sans-serif" w:hAnsi="Google Sans;Roboto;Arial;sans-serif"/>
+                <w:b w:val="false"/>
+                <w:i w:val="false"/>
+                <w:caps w:val="false"/>
+                <w:smallCaps w:val="false"/>
+                <w:color w:val="1F1F1F"/>
+                <w:spacing w:val="0"/>
+                <w:sz w:val="21"/>
+              </w:rPr>
+              <w:t>Chat-log filter (ChatFilter.java + Driver.java)</w:t>
+            </w:r>
+            <w:r>
+              <w:rPr/>
+              <w:br/>
+            </w:r>
+            <w:r>
+              <w:rPr>
+                <w:rFonts w:ascii="Google Sans;Roboto;Arial;sans-serif" w:hAnsi="Google Sans;Roboto;Arial;sans-serif"/>
+                <w:b w:val="false"/>
+                <w:i w:val="false"/>
+                <w:caps w:val="false"/>
+                <w:smallCaps w:val="false"/>
+                <w:color w:val="1F1F1F"/>
+                <w:spacing w:val="0"/>
+                <w:sz w:val="21"/>
+              </w:rPr>
+              <w:t>(a) In Driver.main, define a String[] of log lines like “10:05 alice Hello there” (include</w:t>
+            </w:r>
+            <w:r>
+              <w:rPr/>
+              <w:br/>
+            </w:r>
+            <w:r>
+              <w:rPr>
+                <w:rFonts w:ascii="Google Sans;Roboto;Arial;sans-serif" w:hAnsi="Google Sans;Roboto;Arial;sans-serif"/>
+                <w:b w:val="false"/>
+                <w:i w:val="false"/>
+                <w:caps w:val="false"/>
+                <w:smallCaps w:val="false"/>
+                <w:color w:val="1F1F1F"/>
+                <w:spacing w:val="0"/>
+                <w:sz w:val="21"/>
+              </w:rPr>
+              <w:t>one malformed line with fewer than 3 parts).</w:t>
+            </w:r>
+            <w:r>
+              <w:rPr/>
+              <w:br/>
+            </w:r>
+            <w:r>
+              <w:rPr>
+                <w:rFonts w:ascii="Google Sans;Roboto;Arial;sans-serif" w:hAnsi="Google Sans;Roboto;Arial;sans-serif"/>
+                <w:b w:val="false"/>
+                <w:i w:val="false"/>
+                <w:caps w:val="false"/>
+                <w:smallCaps w:val="false"/>
+                <w:color w:val="1F1F1F"/>
+                <w:spacing w:val="0"/>
+                <w:sz w:val="21"/>
+              </w:rPr>
+              <w:t>(b) Read a keyword from the user.</w:t>
+            </w:r>
+            <w:r>
+              <w:rPr/>
+              <w:br/>
+            </w:r>
+            <w:r>
+              <w:rPr>
+                <w:rFonts w:ascii="Google Sans;Roboto;Arial;sans-serif" w:hAnsi="Google Sans;Roboto;Arial;sans-serif"/>
+                <w:b w:val="false"/>
+                <w:i w:val="false"/>
+                <w:caps w:val="false"/>
+                <w:smallCaps w:val="false"/>
+                <w:color w:val="1F1F1F"/>
+                <w:spacing w:val="0"/>
+                <w:sz w:val="21"/>
+              </w:rPr>
+              <w:t>(c) For each line, split into time/user/message with split(“ ”, 3); skip lines that do not</w:t>
+            </w:r>
+            <w:r>
+              <w:rPr/>
+              <w:br/>
+            </w:r>
+            <w:r>
+              <w:rPr>
+                <w:rFonts w:ascii="Google Sans;Roboto;Arial;sans-serif" w:hAnsi="Google Sans;Roboto;Arial;sans-serif"/>
+                <w:b w:val="false"/>
+                <w:i w:val="false"/>
+                <w:caps w:val="false"/>
+                <w:smallCaps w:val="false"/>
+                <w:color w:val="1F1F1F"/>
+                <w:spacing w:val="0"/>
+                <w:sz w:val="21"/>
+              </w:rPr>
+              <w:t>have 3 parts.</w:t>
+            </w:r>
+            <w:r>
+              <w:rPr/>
+              <w:br/>
+            </w:r>
+            <w:r>
+              <w:rPr>
+                <w:rFonts w:ascii="Google Sans;Roboto;Arial;sans-serif" w:hAnsi="Google Sans;Roboto;Arial;sans-serif"/>
+                <w:b w:val="false"/>
+                <w:i w:val="false"/>
+                <w:caps w:val="false"/>
+                <w:smallCaps w:val="false"/>
+                <w:color w:val="1F1F1F"/>
+                <w:spacing w:val="0"/>
+                <w:sz w:val="21"/>
+              </w:rPr>
+              <w:t>(d) If the message contains the keyword (case-insensitive), increment a counter and</w:t>
+            </w:r>
+            <w:r>
+              <w:rPr/>
+              <w:br/>
+            </w:r>
+            <w:r>
+              <w:rPr>
+                <w:rFonts w:ascii="Google Sans;Roboto;Arial;sans-serif" w:hAnsi="Google Sans;Roboto;Arial;sans-serif"/>
+                <w:b w:val="false"/>
+                <w:i w:val="false"/>
+                <w:caps w:val="false"/>
+                <w:smallCaps w:val="false"/>
+                <w:color w:val="1F1F1F"/>
+                <w:spacing w:val="0"/>
+                <w:sz w:val="21"/>
+              </w:rPr>
+              <w:t>append “time user: message” to a StringBuilder.</w:t>
+            </w:r>
+            <w:r>
+              <w:rPr/>
+              <w:br/>
+            </w:r>
+            <w:r>
+              <w:rPr>
+                <w:rFonts w:ascii="Google Sans;Roboto;Arial;sans-serif" w:hAnsi="Google Sans;Roboto;Arial;sans-serif"/>
+                <w:b w:val="false"/>
+                <w:i w:val="false"/>
+                <w:caps w:val="false"/>
+                <w:smallCaps w:val="false"/>
+                <w:color w:val="1F1F1F"/>
+                <w:spacing w:val="0"/>
+                <w:sz w:val="21"/>
+              </w:rPr>
+              <w:t>(e) Print “Matches: N” and the built report.</w:t>
+            </w:r>
+            <w:r>
+              <w:rPr/>
+              <w:br/>
+            </w:r>
+            <w:r>
+              <w:rPr>
+                <w:rFonts w:ascii="Google Sans;Roboto;Arial;sans-serif" w:hAnsi="Google Sans;Roboto;Arial;sans-serif"/>
+                <w:b w:val="false"/>
+                <w:i w:val="false"/>
+                <w:caps w:val="false"/>
+                <w:smallCaps w:val="false"/>
+                <w:color w:val="1F1F1F"/>
+                <w:spacing w:val="0"/>
+                <w:sz w:val="21"/>
+              </w:rPr>
+              <w:t>Expected output: keyword “hello” over 3 lines (1 malformed) → “Matches: 1” and</w:t>
+            </w:r>
+            <w:r>
+              <w:rPr/>
+              <w:br/>
+            </w:r>
+            <w:r>
+              <w:rPr>
+                <w:rFonts w:ascii="Google Sans;Roboto;Arial;sans-serif" w:hAnsi="Google Sans;Roboto;Arial;sans-serif"/>
+                <w:b w:val="false"/>
+                <w:i w:val="false"/>
+                <w:caps w:val="false"/>
+                <w:smallCaps w:val="false"/>
+                <w:color w:val="1F1F1F"/>
+                <w:spacing w:val="0"/>
+                <w:sz w:val="21"/>
+              </w:rPr>
+              <w:t>the matching line.</w:t>
+            </w:r>
+            <w:r>
+              <w:rPr/>
+              <w:t xml:space="preserve"> </w:t>
+            </w:r>
+          </w:p>
+        </w:tc>
+      </w:tr>
+      <w:tr>
+        <w:trPr/>
+        <w:tc>
+          <w:tcPr>
+            <w:tcW w:w="1647" w:type="dxa"/>
+            <w:tcBorders/>
+          </w:tcPr>
+          <w:p>
+            <w:pPr>
+              <w:pStyle w:val="TableContents"/>
+              <w:rPr/>
+            </w:pPr>
+            <w:r>
+              <w:rPr/>
+              <w:t xml:space="preserve">Code </w:t>
+            </w:r>
+          </w:p>
+        </w:tc>
+        <w:tc>
+          <w:tcPr>
+            <w:tcW w:w="7991" w:type="dxa"/>
+            <w:tcBorders/>
+          </w:tcPr>
+          <w:p>
+            <w:pPr>
+              <w:pStyle w:val="TableContents"/>
+              <w:rPr>
+                <w:b/>
+                <w:bCs/>
+              </w:rPr>
+            </w:pPr>
+            <w:r>
+              <w:rPr>
+                <w:b/>
+                <w:bCs/>
+              </w:rPr>
+              <w:t>ChatFilter.java</w:t>
+            </w:r>
+          </w:p>
+          <w:p>
+            <w:pPr>
+              <w:pStyle w:val="TableContents"/>
+              <w:rPr>
+                <w:b/>
+                <w:bCs/>
+              </w:rPr>
+            </w:pPr>
+            <w:r>
+              <w:rPr>
+                <w:b/>
+                <w:bCs/>
+              </w:rPr>
+            </w:r>
+          </w:p>
+          <w:p>
+            <w:pPr>
+              <w:pStyle w:val="TableContents"/>
+              <w:rPr>
+                <w:b w:val="false"/>
+                <w:bCs w:val="false"/>
+              </w:rPr>
+            </w:pPr>
+            <w:r>
+              <w:rPr>
+                <w:b w:val="false"/>
+                <w:bCs w:val="false"/>
+              </w:rPr>
+              <w:t>public class ChatFilter {</w:t>
+            </w:r>
+          </w:p>
+          <w:p>
+            <w:pPr>
+              <w:pStyle w:val="TableContents"/>
+              <w:rPr>
+                <w:b w:val="false"/>
+                <w:bCs w:val="false"/>
+              </w:rPr>
+            </w:pPr>
+            <w:r>
+              <w:rPr>
+                <w:b w:val="false"/>
+                <w:bCs w:val="false"/>
+              </w:rPr>
+            </w:r>
+          </w:p>
+          <w:p>
+            <w:pPr>
+              <w:pStyle w:val="TableContents"/>
+              <w:rPr>
+                <w:b w:val="false"/>
+                <w:bCs w:val="false"/>
+              </w:rPr>
+            </w:pPr>
+            <w:r>
+              <w:rPr>
+                <w:b w:val="false"/>
+                <w:bCs w:val="false"/>
+              </w:rPr>
+              <w:t xml:space="preserve">    </w:t>
+            </w:r>
+            <w:r>
+              <w:rPr>
+                <w:b w:val="false"/>
+                <w:bCs w:val="false"/>
+              </w:rPr>
+              <w:t>public static String filter(String logs[], String keyWord){</w:t>
+            </w:r>
+          </w:p>
+          <w:p>
+            <w:pPr>
+              <w:pStyle w:val="TableContents"/>
+              <w:rPr>
+                <w:b w:val="false"/>
+                <w:bCs w:val="false"/>
+              </w:rPr>
+            </w:pPr>
+            <w:r>
+              <w:rPr>
+                <w:b w:val="false"/>
+                <w:bCs w:val="false"/>
+              </w:rPr>
+            </w:r>
+          </w:p>
+          <w:p>
+            <w:pPr>
+              <w:pStyle w:val="TableContents"/>
+              <w:rPr>
+                <w:b w:val="false"/>
+                <w:bCs w:val="false"/>
+              </w:rPr>
+            </w:pPr>
+            <w:r>
+              <w:rPr>
+                <w:b w:val="false"/>
+                <w:bCs w:val="false"/>
+              </w:rPr>
+              <w:t xml:space="preserve">        </w:t>
+            </w:r>
+            <w:r>
+              <w:rPr>
+                <w:b w:val="false"/>
+                <w:bCs w:val="false"/>
+              </w:rPr>
+              <w:t>int count = 0;</w:t>
+            </w:r>
+          </w:p>
+          <w:p>
+            <w:pPr>
+              <w:pStyle w:val="TableContents"/>
+              <w:rPr>
+                <w:b w:val="false"/>
+                <w:bCs w:val="false"/>
+              </w:rPr>
+            </w:pPr>
+            <w:r>
+              <w:rPr>
+                <w:b w:val="false"/>
+                <w:bCs w:val="false"/>
+              </w:rPr>
+              <w:t xml:space="preserve">        </w:t>
+            </w:r>
+            <w:r>
+              <w:rPr>
+                <w:b w:val="false"/>
+                <w:bCs w:val="false"/>
+              </w:rPr>
+              <w:t>StringBuilder report = new StringBuilder();</w:t>
+            </w:r>
+          </w:p>
+          <w:p>
+            <w:pPr>
+              <w:pStyle w:val="TableContents"/>
+              <w:rPr>
+                <w:b w:val="false"/>
+                <w:bCs w:val="false"/>
+              </w:rPr>
+            </w:pPr>
+            <w:r>
+              <w:rPr>
+                <w:b w:val="false"/>
+                <w:bCs w:val="false"/>
+              </w:rPr>
+            </w:r>
+          </w:p>
+          <w:p>
+            <w:pPr>
+              <w:pStyle w:val="TableContents"/>
+              <w:rPr>
+                <w:b w:val="false"/>
+                <w:bCs w:val="false"/>
+              </w:rPr>
+            </w:pPr>
+            <w:r>
+              <w:rPr>
+                <w:b w:val="false"/>
+                <w:bCs w:val="false"/>
+              </w:rPr>
+              <w:t xml:space="preserve">        </w:t>
+            </w:r>
+            <w:r>
+              <w:rPr>
+                <w:b w:val="false"/>
+                <w:bCs w:val="false"/>
+              </w:rPr>
+              <w:t>for (String s : logs){</w:t>
+            </w:r>
+          </w:p>
+          <w:p>
+            <w:pPr>
+              <w:pStyle w:val="TableContents"/>
+              <w:rPr>
+                <w:b w:val="false"/>
+                <w:bCs w:val="false"/>
+              </w:rPr>
+            </w:pPr>
+            <w:r>
+              <w:rPr>
+                <w:b w:val="false"/>
+                <w:bCs w:val="false"/>
+              </w:rPr>
+              <w:t xml:space="preserve">            </w:t>
+            </w:r>
+            <w:r>
+              <w:rPr>
+                <w:b w:val="false"/>
+                <w:bCs w:val="false"/>
+              </w:rPr>
+              <w:t>String[] parts = s.split(" ",3);</w:t>
+            </w:r>
+          </w:p>
+          <w:p>
+            <w:pPr>
+              <w:pStyle w:val="TableContents"/>
+              <w:rPr>
+                <w:b w:val="false"/>
+                <w:bCs w:val="false"/>
+              </w:rPr>
+            </w:pPr>
+            <w:r>
+              <w:rPr>
+                <w:b w:val="false"/>
+                <w:bCs w:val="false"/>
+              </w:rPr>
+            </w:r>
+          </w:p>
+          <w:p>
+            <w:pPr>
+              <w:pStyle w:val="TableContents"/>
+              <w:rPr>
+                <w:b w:val="false"/>
+                <w:bCs w:val="false"/>
+              </w:rPr>
+            </w:pPr>
+            <w:r>
+              <w:rPr>
+                <w:b w:val="false"/>
+                <w:bCs w:val="false"/>
+              </w:rPr>
+              <w:t xml:space="preserve">            </w:t>
+            </w:r>
+            <w:r>
+              <w:rPr>
+                <w:b w:val="false"/>
+                <w:bCs w:val="false"/>
+              </w:rPr>
+              <w:t>if (parts.length &lt; 3){</w:t>
+            </w:r>
+          </w:p>
+          <w:p>
+            <w:pPr>
+              <w:pStyle w:val="TableContents"/>
+              <w:rPr>
+                <w:b w:val="false"/>
+                <w:bCs w:val="false"/>
+              </w:rPr>
+            </w:pPr>
+            <w:r>
+              <w:rPr>
+                <w:b w:val="false"/>
+                <w:bCs w:val="false"/>
+              </w:rPr>
+              <w:t xml:space="preserve">                </w:t>
+            </w:r>
+            <w:r>
+              <w:rPr>
+                <w:b w:val="false"/>
+                <w:bCs w:val="false"/>
+              </w:rPr>
+              <w:t>continue;</w:t>
+            </w:r>
+          </w:p>
+          <w:p>
+            <w:pPr>
+              <w:pStyle w:val="TableContents"/>
+              <w:rPr>
+                <w:b w:val="false"/>
+                <w:bCs w:val="false"/>
+              </w:rPr>
+            </w:pPr>
+            <w:r>
+              <w:rPr>
+                <w:b w:val="false"/>
+                <w:bCs w:val="false"/>
+              </w:rPr>
+              <w:t xml:space="preserve">            </w:t>
+            </w:r>
+            <w:r>
+              <w:rPr>
+                <w:b w:val="false"/>
+                <w:bCs w:val="false"/>
+              </w:rPr>
+              <w:t>}</w:t>
+            </w:r>
+          </w:p>
+          <w:p>
+            <w:pPr>
+              <w:pStyle w:val="TableContents"/>
+              <w:rPr>
+                <w:b w:val="false"/>
+                <w:bCs w:val="false"/>
+              </w:rPr>
+            </w:pPr>
+            <w:r>
+              <w:rPr>
+                <w:b w:val="false"/>
+                <w:bCs w:val="false"/>
+              </w:rPr>
+            </w:r>
+          </w:p>
+          <w:p>
+            <w:pPr>
+              <w:pStyle w:val="TableContents"/>
+              <w:rPr>
+                <w:b w:val="false"/>
+                <w:bCs w:val="false"/>
+              </w:rPr>
+            </w:pPr>
+            <w:r>
+              <w:rPr>
+                <w:b w:val="false"/>
+                <w:bCs w:val="false"/>
+              </w:rPr>
+              <w:t xml:space="preserve">            </w:t>
+            </w:r>
+            <w:r>
+              <w:rPr>
+                <w:b w:val="false"/>
+                <w:bCs w:val="false"/>
+              </w:rPr>
+              <w:t>String time = parts[0];</w:t>
+            </w:r>
+          </w:p>
+          <w:p>
+            <w:pPr>
+              <w:pStyle w:val="TableContents"/>
+              <w:rPr>
+                <w:b w:val="false"/>
+                <w:bCs w:val="false"/>
+              </w:rPr>
+            </w:pPr>
+            <w:r>
+              <w:rPr>
+                <w:b w:val="false"/>
+                <w:bCs w:val="false"/>
+              </w:rPr>
+              <w:t xml:space="preserve">            </w:t>
+            </w:r>
+            <w:r>
+              <w:rPr>
+                <w:b w:val="false"/>
+                <w:bCs w:val="false"/>
+              </w:rPr>
+              <w:t>String name = parts[1];</w:t>
+            </w:r>
+          </w:p>
+          <w:p>
+            <w:pPr>
+              <w:pStyle w:val="TableContents"/>
+              <w:rPr>
+                <w:b w:val="false"/>
+                <w:bCs w:val="false"/>
+              </w:rPr>
+            </w:pPr>
+            <w:r>
+              <w:rPr>
+                <w:b w:val="false"/>
+                <w:bCs w:val="false"/>
+              </w:rPr>
+              <w:t xml:space="preserve">            </w:t>
+            </w:r>
+            <w:r>
+              <w:rPr>
+                <w:b w:val="false"/>
+                <w:bCs w:val="false"/>
+              </w:rPr>
+              <w:t>String msg = parts[2];</w:t>
+            </w:r>
+          </w:p>
+          <w:p>
+            <w:pPr>
+              <w:pStyle w:val="TableContents"/>
+              <w:rPr>
+                <w:b w:val="false"/>
+                <w:bCs w:val="false"/>
+              </w:rPr>
+            </w:pPr>
+            <w:r>
+              <w:rPr>
+                <w:b w:val="false"/>
+                <w:bCs w:val="false"/>
+              </w:rPr>
+            </w:r>
+          </w:p>
+          <w:p>
+            <w:pPr>
+              <w:pStyle w:val="TableContents"/>
+              <w:rPr>
+                <w:b w:val="false"/>
+                <w:bCs w:val="false"/>
+              </w:rPr>
+            </w:pPr>
+            <w:r>
+              <w:rPr>
+                <w:b w:val="false"/>
+                <w:bCs w:val="false"/>
+              </w:rPr>
+              <w:t xml:space="preserve">            </w:t>
+            </w:r>
+            <w:r>
+              <w:rPr>
+                <w:b w:val="false"/>
+                <w:bCs w:val="false"/>
+              </w:rPr>
+              <w:t>if (msg.toLowerCase().contains(keyWord.toLowerCase())){</w:t>
+            </w:r>
+          </w:p>
+          <w:p>
+            <w:pPr>
+              <w:pStyle w:val="TableContents"/>
+              <w:rPr>
+                <w:b w:val="false"/>
+                <w:bCs w:val="false"/>
+              </w:rPr>
+            </w:pPr>
+            <w:r>
+              <w:rPr>
+                <w:b w:val="false"/>
+                <w:bCs w:val="false"/>
+              </w:rPr>
+              <w:t xml:space="preserve">                </w:t>
+            </w:r>
+            <w:r>
+              <w:rPr>
+                <w:b w:val="false"/>
+                <w:bCs w:val="false"/>
+              </w:rPr>
+              <w:t>count++;</w:t>
+            </w:r>
+          </w:p>
+          <w:p>
+            <w:pPr>
+              <w:pStyle w:val="TableContents"/>
+              <w:rPr>
+                <w:b w:val="false"/>
+                <w:bCs w:val="false"/>
+              </w:rPr>
+            </w:pPr>
+            <w:r>
+              <w:rPr>
+                <w:b w:val="false"/>
+                <w:bCs w:val="false"/>
+              </w:rPr>
+              <w:t xml:space="preserve">                </w:t>
+            </w:r>
+            <w:r>
+              <w:rPr>
+                <w:b w:val="false"/>
+                <w:bCs w:val="false"/>
+              </w:rPr>
+              <w:t>report.append(time);</w:t>
+            </w:r>
+          </w:p>
+          <w:p>
+            <w:pPr>
+              <w:pStyle w:val="TableContents"/>
+              <w:rPr>
+                <w:b w:val="false"/>
+                <w:bCs w:val="false"/>
+              </w:rPr>
+            </w:pPr>
+            <w:r>
+              <w:rPr>
+                <w:b w:val="false"/>
+                <w:bCs w:val="false"/>
+              </w:rPr>
+              <w:t xml:space="preserve">                </w:t>
+            </w:r>
+            <w:r>
+              <w:rPr>
+                <w:b w:val="false"/>
+                <w:bCs w:val="false"/>
+              </w:rPr>
+              <w:t>report.append(" ");</w:t>
+            </w:r>
+          </w:p>
+          <w:p>
+            <w:pPr>
+              <w:pStyle w:val="TableContents"/>
+              <w:rPr>
+                <w:b w:val="false"/>
+                <w:bCs w:val="false"/>
+              </w:rPr>
+            </w:pPr>
+            <w:r>
+              <w:rPr>
+                <w:b w:val="false"/>
+                <w:bCs w:val="false"/>
+              </w:rPr>
+              <w:t xml:space="preserve">                </w:t>
+            </w:r>
+            <w:r>
+              <w:rPr>
+                <w:b w:val="false"/>
+                <w:bCs w:val="false"/>
+              </w:rPr>
+              <w:t>report.append(name);</w:t>
+            </w:r>
+          </w:p>
+          <w:p>
+            <w:pPr>
+              <w:pStyle w:val="TableContents"/>
+              <w:rPr>
+                <w:b w:val="false"/>
+                <w:bCs w:val="false"/>
+              </w:rPr>
+            </w:pPr>
+            <w:r>
+              <w:rPr>
+                <w:b w:val="false"/>
+                <w:bCs w:val="false"/>
+              </w:rPr>
+              <w:t xml:space="preserve">                </w:t>
+            </w:r>
+            <w:r>
+              <w:rPr>
+                <w:b w:val="false"/>
+                <w:bCs w:val="false"/>
+              </w:rPr>
+              <w:t>report.append(" ");</w:t>
+            </w:r>
+          </w:p>
+          <w:p>
+            <w:pPr>
+              <w:pStyle w:val="TableContents"/>
+              <w:rPr>
+                <w:b w:val="false"/>
+                <w:bCs w:val="false"/>
+              </w:rPr>
+            </w:pPr>
+            <w:r>
+              <w:rPr>
+                <w:b w:val="false"/>
+                <w:bCs w:val="false"/>
+              </w:rPr>
+              <w:t xml:space="preserve">                </w:t>
+            </w:r>
+            <w:r>
+              <w:rPr>
+                <w:b w:val="false"/>
+                <w:bCs w:val="false"/>
+              </w:rPr>
+              <w:t>report.append(msg);</w:t>
+            </w:r>
+          </w:p>
+          <w:p>
+            <w:pPr>
+              <w:pStyle w:val="TableContents"/>
+              <w:rPr>
+                <w:b w:val="false"/>
+                <w:bCs w:val="false"/>
+              </w:rPr>
+            </w:pPr>
+            <w:r>
+              <w:rPr>
+                <w:b w:val="false"/>
+                <w:bCs w:val="false"/>
+              </w:rPr>
+              <w:t xml:space="preserve">                </w:t>
+            </w:r>
+            <w:r>
+              <w:rPr>
+                <w:b w:val="false"/>
+                <w:bCs w:val="false"/>
+              </w:rPr>
+              <w:t>report.append(" ");</w:t>
+            </w:r>
+          </w:p>
+          <w:p>
+            <w:pPr>
+              <w:pStyle w:val="TableContents"/>
+              <w:rPr>
+                <w:b w:val="false"/>
+                <w:bCs w:val="false"/>
+              </w:rPr>
+            </w:pPr>
+            <w:r>
+              <w:rPr>
+                <w:b w:val="false"/>
+                <w:bCs w:val="false"/>
+              </w:rPr>
+              <w:t xml:space="preserve">            </w:t>
+            </w:r>
+            <w:r>
+              <w:rPr>
+                <w:b w:val="false"/>
+                <w:bCs w:val="false"/>
+              </w:rPr>
+              <w:t>}</w:t>
+            </w:r>
+          </w:p>
+          <w:p>
+            <w:pPr>
+              <w:pStyle w:val="TableContents"/>
+              <w:rPr>
+                <w:b w:val="false"/>
+                <w:bCs w:val="false"/>
+              </w:rPr>
+            </w:pPr>
+            <w:r>
+              <w:rPr>
+                <w:b w:val="false"/>
+                <w:bCs w:val="false"/>
+              </w:rPr>
+              <w:t xml:space="preserve">        </w:t>
+            </w:r>
+            <w:r>
+              <w:rPr>
+                <w:b w:val="false"/>
+                <w:bCs w:val="false"/>
+              </w:rPr>
+              <w:t>}</w:t>
+            </w:r>
+          </w:p>
+          <w:p>
+            <w:pPr>
+              <w:pStyle w:val="TableContents"/>
+              <w:rPr>
+                <w:b w:val="false"/>
+                <w:bCs w:val="false"/>
+              </w:rPr>
+            </w:pPr>
+            <w:r>
+              <w:rPr>
+                <w:b w:val="false"/>
+                <w:bCs w:val="false"/>
+              </w:rPr>
+            </w:r>
+          </w:p>
+          <w:p>
+            <w:pPr>
+              <w:pStyle w:val="TableContents"/>
+              <w:rPr>
+                <w:b w:val="false"/>
+                <w:bCs w:val="false"/>
+              </w:rPr>
+            </w:pPr>
+            <w:r>
+              <w:rPr>
+                <w:b w:val="false"/>
+                <w:bCs w:val="false"/>
+              </w:rPr>
+              <w:t xml:space="preserve">        </w:t>
+            </w:r>
+            <w:r>
+              <w:rPr>
+                <w:b w:val="false"/>
+                <w:bCs w:val="false"/>
+              </w:rPr>
+              <w:t>return "Matches: " + count + "\n" + report.toString();</w:t>
+            </w:r>
+          </w:p>
+          <w:p>
+            <w:pPr>
+              <w:pStyle w:val="TableContents"/>
+              <w:rPr>
+                <w:b w:val="false"/>
+                <w:bCs w:val="false"/>
+              </w:rPr>
+            </w:pPr>
+            <w:r>
+              <w:rPr>
+                <w:b w:val="false"/>
+                <w:bCs w:val="false"/>
+              </w:rPr>
+              <w:t xml:space="preserve">    </w:t>
+            </w:r>
+            <w:r>
+              <w:rPr>
+                <w:b w:val="false"/>
+                <w:bCs w:val="false"/>
+              </w:rPr>
+              <w:t>}</w:t>
+            </w:r>
+          </w:p>
+          <w:p>
+            <w:pPr>
+              <w:pStyle w:val="TableContents"/>
+              <w:rPr>
+                <w:b w:val="false"/>
+                <w:bCs w:val="false"/>
+              </w:rPr>
+            </w:pPr>
+            <w:r>
+              <w:rPr>
+                <w:b w:val="false"/>
+                <w:bCs w:val="false"/>
+              </w:rPr>
+            </w:r>
+          </w:p>
+          <w:p>
+            <w:pPr>
+              <w:pStyle w:val="TableContents"/>
+              <w:rPr>
+                <w:b w:val="false"/>
+                <w:bCs w:val="false"/>
+              </w:rPr>
+            </w:pPr>
+            <w:r>
+              <w:rPr>
+                <w:b w:val="false"/>
+                <w:bCs w:val="false"/>
+              </w:rPr>
+              <w:t>}</w:t>
+            </w:r>
+          </w:p>
+          <w:p>
+            <w:pPr>
+              <w:pStyle w:val="TableContents"/>
+              <w:rPr>
+                <w:b w:val="false"/>
+                <w:bCs w:val="false"/>
+              </w:rPr>
+            </w:pPr>
+            <w:r>
+              <w:rPr>
+                <w:b w:val="false"/>
+                <w:bCs w:val="false"/>
+              </w:rPr>
+            </w:r>
+          </w:p>
+          <w:p>
+            <w:pPr>
+              <w:pStyle w:val="TableContents"/>
+              <w:rPr>
+                <w:b/>
+                <w:bCs/>
+              </w:rPr>
+            </w:pPr>
+            <w:r>
+              <w:rPr>
+                <w:b/>
+                <w:bCs/>
+              </w:rPr>
+              <w:t>Driver.java</w:t>
+            </w:r>
+          </w:p>
+          <w:p>
+            <w:pPr>
+              <w:pStyle w:val="TableContents"/>
+              <w:rPr>
+                <w:b/>
+                <w:bCs/>
+              </w:rPr>
+            </w:pPr>
+            <w:r>
+              <w:rPr>
+                <w:b/>
+                <w:bCs/>
+              </w:rPr>
+            </w:r>
+          </w:p>
+          <w:p>
+            <w:pPr>
+              <w:pStyle w:val="TableContents"/>
+              <w:rPr>
+                <w:b w:val="false"/>
+                <w:bCs w:val="false"/>
+              </w:rPr>
+            </w:pPr>
+            <w:r>
+              <w:rPr>
+                <w:b w:val="false"/>
+                <w:bCs w:val="false"/>
+              </w:rPr>
+              <w:t>import java.util.Scanner;</w:t>
+            </w:r>
+          </w:p>
+          <w:p>
+            <w:pPr>
+              <w:pStyle w:val="TableContents"/>
+              <w:rPr>
+                <w:b w:val="false"/>
+                <w:bCs w:val="false"/>
+              </w:rPr>
+            </w:pPr>
+            <w:r>
+              <w:rPr>
+                <w:b w:val="false"/>
+                <w:bCs w:val="false"/>
+              </w:rPr>
+            </w:r>
+          </w:p>
+          <w:p>
+            <w:pPr>
+              <w:pStyle w:val="TableContents"/>
+              <w:rPr>
+                <w:b w:val="false"/>
+                <w:bCs w:val="false"/>
+              </w:rPr>
+            </w:pPr>
+            <w:r>
+              <w:rPr>
+                <w:b w:val="false"/>
+                <w:bCs w:val="false"/>
+              </w:rPr>
+              <w:t>public class Driver{</w:t>
+            </w:r>
+          </w:p>
+          <w:p>
+            <w:pPr>
+              <w:pStyle w:val="TableContents"/>
+              <w:rPr>
+                <w:b w:val="false"/>
+                <w:bCs w:val="false"/>
+              </w:rPr>
+            </w:pPr>
+            <w:r>
+              <w:rPr>
+                <w:b w:val="false"/>
+                <w:bCs w:val="false"/>
+              </w:rPr>
+              <w:t xml:space="preserve">    </w:t>
+            </w:r>
+            <w:r>
+              <w:rPr>
+                <w:b w:val="false"/>
+                <w:bCs w:val="false"/>
+              </w:rPr>
+              <w:t>public static void main(String[] args){</w:t>
+            </w:r>
+          </w:p>
+          <w:p>
+            <w:pPr>
+              <w:pStyle w:val="TableContents"/>
+              <w:rPr>
+                <w:b w:val="false"/>
+                <w:bCs w:val="false"/>
+              </w:rPr>
+            </w:pPr>
+            <w:r>
+              <w:rPr>
+                <w:b w:val="false"/>
+                <w:bCs w:val="false"/>
+              </w:rPr>
+            </w:r>
+          </w:p>
+          <w:p>
+            <w:pPr>
+              <w:pStyle w:val="TableContents"/>
+              <w:rPr>
+                <w:b w:val="false"/>
+                <w:bCs w:val="false"/>
+              </w:rPr>
+            </w:pPr>
+            <w:r>
+              <w:rPr>
+                <w:b w:val="false"/>
+                <w:bCs w:val="false"/>
+              </w:rPr>
+              <w:t xml:space="preserve">        </w:t>
+            </w:r>
+            <w:r>
+              <w:rPr>
+                <w:b w:val="false"/>
+                <w:bCs w:val="false"/>
+              </w:rPr>
+              <w:t>Scanner sc = new Scanner(System.in);</w:t>
+            </w:r>
+          </w:p>
+          <w:p>
+            <w:pPr>
+              <w:pStyle w:val="TableContents"/>
+              <w:rPr>
+                <w:b w:val="false"/>
+                <w:bCs w:val="false"/>
+              </w:rPr>
+            </w:pPr>
+            <w:r>
+              <w:rPr>
+                <w:b w:val="false"/>
+                <w:bCs w:val="false"/>
+              </w:rPr>
+            </w:r>
+          </w:p>
+          <w:p>
+            <w:pPr>
+              <w:pStyle w:val="TableContents"/>
+              <w:rPr>
+                <w:b w:val="false"/>
+                <w:bCs w:val="false"/>
+              </w:rPr>
+            </w:pPr>
+            <w:r>
+              <w:rPr>
+                <w:b w:val="false"/>
+                <w:bCs w:val="false"/>
+              </w:rPr>
+              <w:t xml:space="preserve">        </w:t>
+            </w:r>
+            <w:r>
+              <w:rPr>
+                <w:b w:val="false"/>
+                <w:bCs w:val="false"/>
+              </w:rPr>
+              <w:t>String[] logs =</w:t>
+            </w:r>
+          </w:p>
+          <w:p>
+            <w:pPr>
+              <w:pStyle w:val="TableContents"/>
+              <w:rPr>
+                <w:b w:val="false"/>
+                <w:bCs w:val="false"/>
+              </w:rPr>
+            </w:pPr>
+            <w:r>
+              <w:rPr>
+                <w:b w:val="false"/>
+                <w:bCs w:val="false"/>
+              </w:rPr>
+              <w:t xml:space="preserve">        </w:t>
+            </w:r>
+            <w:r>
+              <w:rPr>
+                <w:b w:val="false"/>
+                <w:bCs w:val="false"/>
+              </w:rPr>
+              <w:t>{</w:t>
+            </w:r>
+          </w:p>
+          <w:p>
+            <w:pPr>
+              <w:pStyle w:val="TableContents"/>
+              <w:rPr>
+                <w:b w:val="false"/>
+                <w:bCs w:val="false"/>
+              </w:rPr>
+            </w:pPr>
+            <w:r>
+              <w:rPr>
+                <w:b w:val="false"/>
+                <w:bCs w:val="false"/>
+              </w:rPr>
+              <w:t xml:space="preserve">        </w:t>
+            </w:r>
+            <w:r>
+              <w:rPr>
+                <w:b w:val="false"/>
+                <w:bCs w:val="false"/>
+              </w:rPr>
+              <w:t>"10:05 alice Hello there",</w:t>
+            </w:r>
+          </w:p>
+          <w:p>
+            <w:pPr>
+              <w:pStyle w:val="TableContents"/>
+              <w:rPr>
+                <w:b w:val="false"/>
+                <w:bCs w:val="false"/>
+              </w:rPr>
+            </w:pPr>
+            <w:r>
+              <w:rPr>
+                <w:b w:val="false"/>
+                <w:bCs w:val="false"/>
+              </w:rPr>
+              <w:t xml:space="preserve">        </w:t>
+            </w:r>
+            <w:r>
+              <w:rPr>
+                <w:b w:val="false"/>
+                <w:bCs w:val="false"/>
+              </w:rPr>
+              <w:t>"10:10 bob How are you?",</w:t>
+            </w:r>
+          </w:p>
+          <w:p>
+            <w:pPr>
+              <w:pStyle w:val="TableContents"/>
+              <w:rPr>
+                <w:b w:val="false"/>
+                <w:bCs w:val="false"/>
+              </w:rPr>
+            </w:pPr>
+            <w:r>
+              <w:rPr>
+                <w:b w:val="false"/>
+                <w:bCs w:val="false"/>
+              </w:rPr>
+              <w:t xml:space="preserve">        </w:t>
+            </w:r>
+            <w:r>
+              <w:rPr>
+                <w:b w:val="false"/>
+                <w:bCs w:val="false"/>
+              </w:rPr>
+              <w:t>"InvalidLine"</w:t>
+            </w:r>
+          </w:p>
+          <w:p>
+            <w:pPr>
+              <w:pStyle w:val="TableContents"/>
+              <w:rPr>
+                <w:b w:val="false"/>
+                <w:bCs w:val="false"/>
+              </w:rPr>
+            </w:pPr>
+            <w:r>
+              <w:rPr>
+                <w:b w:val="false"/>
+                <w:bCs w:val="false"/>
+              </w:rPr>
+              <w:t xml:space="preserve">        </w:t>
+            </w:r>
+            <w:r>
+              <w:rPr>
+                <w:b w:val="false"/>
+                <w:bCs w:val="false"/>
+              </w:rPr>
+              <w:t>};</w:t>
+            </w:r>
+          </w:p>
+          <w:p>
+            <w:pPr>
+              <w:pStyle w:val="TableContents"/>
+              <w:rPr>
+                <w:b w:val="false"/>
+                <w:bCs w:val="false"/>
+              </w:rPr>
+            </w:pPr>
+            <w:r>
+              <w:rPr>
+                <w:b w:val="false"/>
+                <w:bCs w:val="false"/>
+              </w:rPr>
+            </w:r>
+          </w:p>
+          <w:p>
+            <w:pPr>
+              <w:pStyle w:val="TableContents"/>
+              <w:rPr>
+                <w:b w:val="false"/>
+                <w:bCs w:val="false"/>
+              </w:rPr>
+            </w:pPr>
+            <w:r>
+              <w:rPr>
+                <w:b w:val="false"/>
+                <w:bCs w:val="false"/>
+              </w:rPr>
+              <w:t xml:space="preserve">        </w:t>
+            </w:r>
+            <w:r>
+              <w:rPr>
+                <w:b w:val="false"/>
+                <w:bCs w:val="false"/>
+              </w:rPr>
+              <w:t>System.out.println("Enter A Word : ");</w:t>
+            </w:r>
+          </w:p>
+          <w:p>
+            <w:pPr>
+              <w:pStyle w:val="TableContents"/>
+              <w:rPr>
+                <w:b w:val="false"/>
+                <w:bCs w:val="false"/>
+              </w:rPr>
+            </w:pPr>
+            <w:r>
+              <w:rPr>
+                <w:b w:val="false"/>
+                <w:bCs w:val="false"/>
+              </w:rPr>
+              <w:t xml:space="preserve">        </w:t>
+            </w:r>
+            <w:r>
+              <w:rPr>
+                <w:b w:val="false"/>
+                <w:bCs w:val="false"/>
+              </w:rPr>
+              <w:t>String word = sc.next();</w:t>
+            </w:r>
+          </w:p>
+          <w:p>
+            <w:pPr>
+              <w:pStyle w:val="TableContents"/>
+              <w:rPr>
+                <w:b w:val="false"/>
+                <w:bCs w:val="false"/>
+              </w:rPr>
+            </w:pPr>
+            <w:r>
+              <w:rPr>
+                <w:b w:val="false"/>
+                <w:bCs w:val="false"/>
+              </w:rPr>
+            </w:r>
+          </w:p>
+          <w:p>
+            <w:pPr>
+              <w:pStyle w:val="TableContents"/>
+              <w:rPr>
+                <w:b w:val="false"/>
+                <w:bCs w:val="false"/>
+              </w:rPr>
+            </w:pPr>
+            <w:r>
+              <w:rPr>
+                <w:b w:val="false"/>
+                <w:bCs w:val="false"/>
+              </w:rPr>
+              <w:t xml:space="preserve">        </w:t>
+            </w:r>
+            <w:r>
+              <w:rPr>
+                <w:b w:val="false"/>
+                <w:bCs w:val="false"/>
+              </w:rPr>
+              <w:t>String result = ChatFilter.filter(logs, word);</w:t>
+            </w:r>
+          </w:p>
+          <w:p>
+            <w:pPr>
+              <w:pStyle w:val="TableContents"/>
+              <w:rPr>
+                <w:b w:val="false"/>
+                <w:bCs w:val="false"/>
+              </w:rPr>
+            </w:pPr>
+            <w:r>
+              <w:rPr>
+                <w:b w:val="false"/>
+                <w:bCs w:val="false"/>
+              </w:rPr>
+              <w:t xml:space="preserve">        </w:t>
+            </w:r>
+            <w:r>
+              <w:rPr>
+                <w:b w:val="false"/>
+                <w:bCs w:val="false"/>
+              </w:rPr>
+              <w:t>System.out.println(" ");</w:t>
+            </w:r>
+          </w:p>
+          <w:p>
+            <w:pPr>
+              <w:pStyle w:val="TableContents"/>
+              <w:rPr>
+                <w:b w:val="false"/>
+                <w:bCs w:val="false"/>
+              </w:rPr>
+            </w:pPr>
+            <w:r>
+              <w:rPr>
+                <w:b w:val="false"/>
+                <w:bCs w:val="false"/>
+              </w:rPr>
+              <w:t xml:space="preserve">        </w:t>
+            </w:r>
+            <w:r>
+              <w:rPr>
+                <w:b w:val="false"/>
+                <w:bCs w:val="false"/>
+              </w:rPr>
+              <w:t>System.out.println(result);</w:t>
+            </w:r>
+          </w:p>
+          <w:p>
+            <w:pPr>
+              <w:pStyle w:val="TableContents"/>
+              <w:rPr>
+                <w:b w:val="false"/>
+                <w:bCs w:val="false"/>
+              </w:rPr>
+            </w:pPr>
+            <w:r>
+              <w:rPr>
+                <w:b w:val="false"/>
+                <w:bCs w:val="false"/>
+              </w:rPr>
+            </w:r>
+          </w:p>
+          <w:p>
+            <w:pPr>
+              <w:pStyle w:val="TableContents"/>
+              <w:rPr>
+                <w:b w:val="false"/>
+                <w:bCs w:val="false"/>
+              </w:rPr>
+            </w:pPr>
+            <w:r>
+              <w:rPr>
+                <w:b w:val="false"/>
+                <w:bCs w:val="false"/>
+              </w:rPr>
+              <w:t xml:space="preserve">        </w:t>
+            </w:r>
+            <w:r>
+              <w:rPr>
+                <w:b w:val="false"/>
+                <w:bCs w:val="false"/>
+              </w:rPr>
+              <w:t>sc.close();</w:t>
+            </w:r>
+          </w:p>
+          <w:p>
+            <w:pPr>
+              <w:pStyle w:val="TableContents"/>
+              <w:rPr>
+                <w:b w:val="false"/>
+                <w:bCs w:val="false"/>
+              </w:rPr>
+            </w:pPr>
+            <w:r>
+              <w:rPr>
+                <w:b w:val="false"/>
+                <w:bCs w:val="false"/>
+              </w:rPr>
+              <w:t xml:space="preserve">    </w:t>
+            </w:r>
+            <w:r>
+              <w:rPr>
+                <w:b w:val="false"/>
+                <w:bCs w:val="false"/>
+              </w:rPr>
+              <w:t>}</w:t>
+            </w:r>
+          </w:p>
+          <w:p>
+            <w:pPr>
+              <w:pStyle w:val="TableContents"/>
+              <w:rPr>
+                <w:b w:val="false"/>
+                <w:bCs w:val="false"/>
+              </w:rPr>
+            </w:pPr>
+            <w:r>
+              <w:rPr>
+                <w:b w:val="false"/>
+                <w:bCs w:val="false"/>
+              </w:rPr>
+              <w:t>}</w:t>
+            </w:r>
+          </w:p>
+        </w:tc>
+      </w:tr>
+      <w:tr>
+        <w:trPr/>
+        <w:tc>
+          <w:tcPr>
+            <w:tcW w:w="1647" w:type="dxa"/>
+            <w:tcBorders/>
+          </w:tcPr>
+          <w:p>
+            <w:pPr>
+              <w:pStyle w:val="TableContents"/>
+              <w:rPr/>
+            </w:pPr>
+            <w:r>
+              <w:rPr/>
+              <w:t>Output</w:t>
+            </w:r>
+          </w:p>
+        </w:tc>
+        <w:tc>
+          <w:tcPr>
+            <w:tcW w:w="7991" w:type="dxa"/>
+            <w:tcBorders/>
+          </w:tcPr>
+          <w:p>
+            <w:pPr>
+              <w:pStyle w:val="TableContents"/>
+              <w:rPr/>
+            </w:pPr>
+            <w:r>
+              <w:rPr/>
+              <w:drawing>
+                <wp:anchor distT="0" distB="0" distL="0" distR="0" simplePos="0" relativeHeight="3" behindDoc="0" locked="0" layoutInCell="0" allowOverlap="1">
+                  <wp:simplePos x="0" y="0"/>
+                  <wp:positionH relativeFrom="column">
+                    <wp:align>center</wp:align>
+                  </wp:positionH>
+                  <wp:positionV relativeFrom="paragraph">
+                    <wp:posOffset>635</wp:posOffset>
+                  </wp:positionV>
+                  <wp:extent cx="5074285" cy="931545"/>
+                  <wp:effectExtent l="0" t="0" r="0" b="0"/>
+                  <wp:wrapSquare wrapText="largest"/>
+                  <wp:docPr id="2" name="Image2"/>
+                  <wp:cNvGraphicFramePr>
+                    <a:graphicFrameLocks xmlns:a="http://schemas.openxmlformats.org/drawingml/2006/main" noChangeAspect="1"/>
+                  </wp:cNvGraphicFramePr>
+                  <a:graphic xmlns:a="http://schemas.openxmlformats.org/drawingml/2006/main">
+                    <a:graphicData uri="http://schemas.openxmlformats.org/drawingml/2006/picture">
+                      <pic:pic xmlns:pic="http://schemas.openxmlformats.org/drawingml/2006/picture">
+                        <pic:nvPicPr>
+                          <pic:cNvPr id="2" name="Image2"/>
+                          <pic:cNvPicPr>
+                            <a:picLocks noChangeAspect="1" noChangeArrowheads="1"/>
+                          </pic:cNvPicPr>
+                        </pic:nvPicPr>
+                        <pic:blipFill>
+                          <a:blip r:embed="rId3"/>
+                          <a:stretch>
+                            <a:fillRect/>
+                          </a:stretch>
+                        </pic:blipFill>
+                        <pic:spPr bwMode="auto">
+                          <a:xfrm>
+                            <a:off x="0" y="0"/>
+                            <a:ext cx="5074285" cy="931545"/>
+                          </a:xfrm>
+                          <a:prstGeom prst="rect">
+                            <a:avLst/>
+                          </a:prstGeom>
+                          <a:noFill/>
+                        </pic:spPr>
+                      </pic:pic>
+                    </a:graphicData>
+                  </a:graphic>
+                </wp:anchor>
+              </w:drawing>
+            </w:r>
+          </w:p>
+        </w:tc>
+      </w:tr>
+    </w:tbl>
+    <w:p>
+      <w:pPr>
+        <w:pStyle w:val="Normal"/>
+        <w:bidi w:val="0"/>
+        <w:jc w:val="start"/>
+        <w:rPr>
+          <w:sz w:val="24"/>
+          <w:szCs w:val="24"/>
+        </w:rPr>
+      </w:pPr>
+      <w:r>
+        <w:rPr>
+          <w:sz w:val="24"/>
+          <w:szCs w:val="24"/>
+        </w:rPr>
+      </w:r>
+      <w:r>
+        <w:br w:type="page"/>
+      </w:r>
+    </w:p>
+    <w:tbl>
+      <w:tblPr>
+        <w:tblW w:w="5000" w:type="pct"/>
+        <w:jc w:val="start"/>
+        <w:tblInd w:w="0" w:type="dxa"/>
+        <w:tblLayout w:type="fixed"/>
+        <w:tblCellMar>
+          <w:top w:w="0" w:type="dxa"/>
+          <w:start w:w="0" w:type="dxa"/>
+          <w:bottom w:w="0" w:type="dxa"/>
+          <w:end w:w="0" w:type="dxa"/>
+        </w:tblCellMar>
+      </w:tblPr>
+      <w:tblGrid>
         <w:gridCol w:w="1702"/>
         <w:gridCol w:w="7936"/>
       </w:tblGrid>
       <w:tr>
-        <w:trPr/>
+        <w:trPr>
+          <w:trHeight w:val="2553" w:hRule="atLeast"/>
+        </w:trPr>
         <w:tc>
           <w:tcPr>
             <w:tcW w:w="1702" w:type="dxa"/>
@@ -1028,18 +2637,26 @@
               <w:pStyle w:val="TableContents"/>
               <w:pageBreakBefore/>
               <w:bidi w:val="0"/>
-              <w:jc w:val="start"/>
-              <w:rPr>
-                <w:sz w:val="24"/>
-                <w:szCs w:val="24"/>
-              </w:rPr>
-            </w:pPr>
-            <w:r>
-              <w:rPr>
-                <w:sz w:val="24"/>
-                <w:szCs w:val="24"/>
-              </w:rPr>
-              <w:t>Prob 2</w:t>
+              <w:spacing w:before="0" w:after="0"/>
+              <w:jc w:val="start"/>
+              <w:rPr>
+                <w:sz w:val="24"/>
+                <w:szCs w:val="24"/>
+              </w:rPr>
+            </w:pPr>
+            <w:r>
+              <w:rPr>
+                <w:sz w:val="24"/>
+                <w:szCs w:val="24"/>
+              </w:rPr>
+              <w:t xml:space="preserve">Prob </w:t>
+            </w:r>
+            <w:r>
+              <w:rPr>
+                <w:sz w:val="24"/>
+                <w:szCs w:val="24"/>
+              </w:rPr>
+              <w:t>3</w:t>
             </w:r>
           </w:p>
         </w:tc>
@@ -1060,15 +2677,221 @@
             </w:pPr>
             <w:r>
               <w:rPr>
-                <w:sz w:val="24"/>
-                <w:szCs w:val="24"/>
-              </w:rPr>
+                <w:rFonts w:ascii="Google Sans;Roboto;Arial;sans-serif" w:hAnsi="Google Sans;Roboto;Arial;sans-serif"/>
+                <w:b w:val="false"/>
+                <w:i w:val="false"/>
+                <w:caps w:val="false"/>
+                <w:smallCaps w:val="false"/>
+                <w:color w:val="1F1F1F"/>
+                <w:spacing w:val="0"/>
+                <w:sz w:val="21"/>
+                <w:szCs w:val="24"/>
+              </w:rPr>
+              <w:t>Template filler (TemplateFiller.java +</w:t>
+            </w:r>
+            <w:r>
+              <w:rPr>
+                <w:sz w:val="24"/>
+                <w:szCs w:val="24"/>
+              </w:rPr>
+              <w:br/>
+            </w:r>
+            <w:r>
+              <w:rPr>
+                <w:rFonts w:ascii="Google Sans;Roboto;Arial;sans-serif" w:hAnsi="Google Sans;Roboto;Arial;sans-serif"/>
+                <w:b w:val="false"/>
+                <w:i w:val="false"/>
+                <w:caps w:val="false"/>
+                <w:smallCaps w:val="false"/>
+                <w:color w:val="1F1F1F"/>
+                <w:spacing w:val="0"/>
+                <w:sz w:val="21"/>
+                <w:szCs w:val="24"/>
+              </w:rPr>
+              <w:t>Driver.java)</w:t>
+            </w:r>
+            <w:r>
+              <w:rPr>
+                <w:sz w:val="24"/>
+                <w:szCs w:val="24"/>
+              </w:rPr>
+              <w:br/>
+            </w:r>
+            <w:r>
+              <w:rPr>
+                <w:rFonts w:ascii="Google Sans;Roboto;Arial;sans-serif" w:hAnsi="Google Sans;Roboto;Arial;sans-serif"/>
+                <w:b w:val="false"/>
+                <w:i w:val="false"/>
+                <w:caps w:val="false"/>
+                <w:smallCaps w:val="false"/>
+                <w:color w:val="1F1F1F"/>
+                <w:spacing w:val="0"/>
+                <w:sz w:val="21"/>
+                <w:szCs w:val="24"/>
+              </w:rPr>
+              <w:t>(a) In Driver.main, define a template like “Dear {name}, order {id} ships {date}.” and</w:t>
+            </w:r>
+            <w:r>
+              <w:rPr>
+                <w:sz w:val="24"/>
+                <w:szCs w:val="24"/>
+              </w:rPr>
+              <w:br/>
+            </w:r>
+            <w:r>
+              <w:rPr>
+                <w:rFonts w:ascii="Google Sans;Roboto;Arial;sans-serif" w:hAnsi="Google Sans;Roboto;Arial;sans-serif"/>
+                <w:b w:val="false"/>
+                <w:i w:val="false"/>
+                <w:caps w:val="false"/>
+                <w:smallCaps w:val="false"/>
+                <w:color w:val="1F1F1F"/>
+                <w:spacing w:val="0"/>
+                <w:sz w:val="21"/>
+                <w:szCs w:val="24"/>
+              </w:rPr>
+              <w:t>two parallel arrays: names {“name”, “id”} and values {“Riya”, “A07”} (note {date}</w:t>
+            </w:r>
+            <w:r>
+              <w:rPr>
+                <w:sz w:val="24"/>
+                <w:szCs w:val="24"/>
+              </w:rPr>
+              <w:br/>
+            </w:r>
+            <w:r>
+              <w:rPr>
+                <w:rFonts w:ascii="Google Sans;Roboto;Arial;sans-serif" w:hAnsi="Google Sans;Roboto;Arial;sans-serif"/>
+                <w:b w:val="false"/>
+                <w:i w:val="false"/>
+                <w:caps w:val="false"/>
+                <w:smallCaps w:val="false"/>
+                <w:color w:val="1F1F1F"/>
+                <w:spacing w:val="0"/>
+                <w:sz w:val="21"/>
+                <w:szCs w:val="24"/>
+              </w:rPr>
+              <w:t>is not supplied).</w:t>
+            </w:r>
+            <w:r>
+              <w:rPr>
+                <w:sz w:val="24"/>
+                <w:szCs w:val="24"/>
+              </w:rPr>
+              <w:br/>
+            </w:r>
+            <w:r>
+              <w:rPr>
+                <w:rFonts w:ascii="Google Sans;Roboto;Arial;sans-serif" w:hAnsi="Google Sans;Roboto;Arial;sans-serif"/>
+                <w:b w:val="false"/>
+                <w:i w:val="false"/>
+                <w:caps w:val="false"/>
+                <w:smallCaps w:val="false"/>
+                <w:color w:val="1F1F1F"/>
+                <w:spacing w:val="0"/>
+                <w:sz w:val="21"/>
+                <w:szCs w:val="24"/>
+              </w:rPr>
+              <w:t>(b) Compile a Pattern for \{(\w+)\} and get a Matcher on the template.</w:t>
+            </w:r>
+            <w:r>
+              <w:rPr>
+                <w:sz w:val="24"/>
+                <w:szCs w:val="24"/>
+              </w:rPr>
+              <w:br/>
+            </w:r>
+            <w:r>
+              <w:rPr>
+                <w:rFonts w:ascii="Google Sans;Roboto;Arial;sans-serif" w:hAnsi="Google Sans;Roboto;Arial;sans-serif"/>
+                <w:b w:val="false"/>
+                <w:i w:val="false"/>
+                <w:caps w:val="false"/>
+                <w:smallCaps w:val="false"/>
+                <w:color w:val="1F1F1F"/>
+                <w:spacing w:val="0"/>
+                <w:sz w:val="21"/>
+                <w:szCs w:val="24"/>
+              </w:rPr>
+              <w:t>(c) Walk the matches with a StringBuilder: for each {placeholder}, look up its value in</w:t>
+            </w:r>
+            <w:r>
+              <w:rPr>
+                <w:sz w:val="24"/>
+                <w:szCs w:val="24"/>
+              </w:rPr>
+              <w:br/>
+            </w:r>
+            <w:r>
+              <w:rPr>
+                <w:rFonts w:ascii="Google Sans;Roboto;Arial;sans-serif" w:hAnsi="Google Sans;Roboto;Arial;sans-serif"/>
+                <w:b w:val="false"/>
+                <w:i w:val="false"/>
+                <w:caps w:val="false"/>
+                <w:smallCaps w:val="false"/>
+                <w:color w:val="1F1F1F"/>
+                <w:spacing w:val="0"/>
+                <w:sz w:val="21"/>
+                <w:szCs w:val="24"/>
+              </w:rPr>
+              <w:t>the names array and replace with the value, or with “[?]” if not found.</w:t>
+            </w:r>
+            <w:r>
+              <w:rPr>
+                <w:sz w:val="24"/>
+                <w:szCs w:val="24"/>
+              </w:rPr>
+              <w:br/>
+            </w:r>
+            <w:r>
+              <w:rPr>
+                <w:rFonts w:ascii="Google Sans;Roboto;Arial;sans-serif" w:hAnsi="Google Sans;Roboto;Arial;sans-serif"/>
+                <w:b w:val="false"/>
+                <w:i w:val="false"/>
+                <w:caps w:val="false"/>
+                <w:smallCaps w:val="false"/>
+                <w:color w:val="1F1F1F"/>
+                <w:spacing w:val="0"/>
+                <w:sz w:val="21"/>
+                <w:szCs w:val="24"/>
+              </w:rPr>
+              <w:t>(d) Print the filled template.</w:t>
+            </w:r>
+            <w:r>
+              <w:rPr>
+                <w:sz w:val="24"/>
+                <w:szCs w:val="24"/>
+              </w:rPr>
+              <w:br/>
+            </w:r>
+            <w:r>
+              <w:rPr>
+                <w:rFonts w:ascii="Google Sans;Roboto;Arial;sans-serif" w:hAnsi="Google Sans;Roboto;Arial;sans-serif"/>
+                <w:b w:val="false"/>
+                <w:i w:val="false"/>
+                <w:caps w:val="false"/>
+                <w:smallCaps w:val="false"/>
+                <w:color w:val="1F1F1F"/>
+                <w:spacing w:val="0"/>
+                <w:sz w:val="21"/>
+                <w:szCs w:val="24"/>
+              </w:rPr>
+              <w:t>Expected output: the unsupplied {date} becomes [?].</w:t>
+            </w:r>
+            <w:r>
+              <w:rPr>
+                <w:sz w:val="24"/>
+                <w:szCs w:val="24"/>
+              </w:rPr>
+              <w:t xml:space="preserve"> </w:t>
             </w:r>
           </w:p>
         </w:tc>
       </w:tr>
       <w:tr>
-        <w:trPr/>
+        <w:trPr>
+          <w:trHeight w:val="929" w:hRule="atLeast"/>
+        </w:trPr>
         <w:tc>
           <w:tcPr>
             <w:tcW w:w="1702" w:type="dxa"/>
@@ -1089,6 +2912,7 @@
                 <w:sz w:val="24"/>
                 <w:szCs w:val="24"/>
               </w:rPr>
+              <w:t>Code</w:t>
             </w:r>
           </w:p>
         </w:tc>
@@ -1103,21 +2927,1513 @@
               <w:bidi w:val="0"/>
               <w:jc w:val="start"/>
               <w:rPr>
-                <w:sz w:val="24"/>
-                <w:szCs w:val="24"/>
-              </w:rPr>
-            </w:pPr>
-            <w:r>
-              <w:rPr>
-                <w:sz w:val="24"/>
-                <w:szCs w:val="24"/>
-              </w:rPr>
+                <w:b/>
+                <w:bCs/>
+                <w:sz w:val="24"/>
+                <w:szCs w:val="24"/>
+              </w:rPr>
+            </w:pPr>
+            <w:r>
+              <w:rPr>
+                <w:b/>
+                <w:bCs/>
+                <w:sz w:val="24"/>
+                <w:szCs w:val="24"/>
+              </w:rPr>
+              <w:t>TemplateFilter.java</w:t>
+            </w:r>
+          </w:p>
+          <w:p>
+            <w:pPr>
+              <w:pStyle w:val="TableContents"/>
+              <w:bidi w:val="0"/>
+              <w:jc w:val="start"/>
+              <w:rPr>
+                <w:sz w:val="24"/>
+                <w:szCs w:val="24"/>
+              </w:rPr>
+            </w:pPr>
+            <w:r>
+              <w:rPr>
+                <w:sz w:val="24"/>
+                <w:szCs w:val="24"/>
+              </w:rPr>
+            </w:r>
+          </w:p>
+          <w:p>
+            <w:pPr>
+              <w:pStyle w:val="TableContents"/>
+              <w:bidi w:val="0"/>
+              <w:jc w:val="start"/>
+              <w:rPr>
+                <w:sz w:val="24"/>
+                <w:szCs w:val="24"/>
+              </w:rPr>
+            </w:pPr>
+            <w:r>
+              <w:rPr>
+                <w:sz w:val="24"/>
+                <w:szCs w:val="24"/>
+              </w:rPr>
+              <w:t>import java.util.regex.Matcher;</w:t>
+            </w:r>
+          </w:p>
+          <w:p>
+            <w:pPr>
+              <w:pStyle w:val="TableContents"/>
+              <w:bidi w:val="0"/>
+              <w:jc w:val="start"/>
+              <w:rPr>
+                <w:sz w:val="24"/>
+                <w:szCs w:val="24"/>
+              </w:rPr>
+            </w:pPr>
+            <w:r>
+              <w:rPr>
+                <w:sz w:val="24"/>
+                <w:szCs w:val="24"/>
+              </w:rPr>
+              <w:t>import java.util.regex.Pattern;</w:t>
+            </w:r>
+          </w:p>
+          <w:p>
+            <w:pPr>
+              <w:pStyle w:val="TableContents"/>
+              <w:bidi w:val="0"/>
+              <w:jc w:val="start"/>
+              <w:rPr>
+                <w:sz w:val="24"/>
+                <w:szCs w:val="24"/>
+              </w:rPr>
+            </w:pPr>
+            <w:r>
+              <w:rPr>
+                <w:sz w:val="24"/>
+                <w:szCs w:val="24"/>
+              </w:rPr>
+            </w:r>
+          </w:p>
+          <w:p>
+            <w:pPr>
+              <w:pStyle w:val="TableContents"/>
+              <w:bidi w:val="0"/>
+              <w:jc w:val="start"/>
+              <w:rPr>
+                <w:sz w:val="24"/>
+                <w:szCs w:val="24"/>
+              </w:rPr>
+            </w:pPr>
+            <w:r>
+              <w:rPr>
+                <w:sz w:val="24"/>
+                <w:szCs w:val="24"/>
+              </w:rPr>
+              <w:t>public class TemplateFilter{</w:t>
+            </w:r>
+          </w:p>
+          <w:p>
+            <w:pPr>
+              <w:pStyle w:val="TableContents"/>
+              <w:bidi w:val="0"/>
+              <w:jc w:val="start"/>
+              <w:rPr>
+                <w:sz w:val="24"/>
+                <w:szCs w:val="24"/>
+              </w:rPr>
+            </w:pPr>
+            <w:r>
+              <w:rPr>
+                <w:sz w:val="24"/>
+                <w:szCs w:val="24"/>
+              </w:rPr>
+            </w:r>
+          </w:p>
+          <w:p>
+            <w:pPr>
+              <w:pStyle w:val="TableContents"/>
+              <w:bidi w:val="0"/>
+              <w:jc w:val="start"/>
+              <w:rPr>
+                <w:sz w:val="24"/>
+                <w:szCs w:val="24"/>
+              </w:rPr>
+            </w:pPr>
+            <w:r>
+              <w:rPr>
+                <w:sz w:val="24"/>
+                <w:szCs w:val="24"/>
+              </w:rPr>
+              <w:t xml:space="preserve">    </w:t>
+            </w:r>
+            <w:r>
+              <w:rPr>
+                <w:sz w:val="24"/>
+                <w:szCs w:val="24"/>
+              </w:rPr>
+              <w:t>public static String FTemplate(String template, String[] names, String[] values) {</w:t>
+            </w:r>
+          </w:p>
+          <w:p>
+            <w:pPr>
+              <w:pStyle w:val="TableContents"/>
+              <w:bidi w:val="0"/>
+              <w:jc w:val="start"/>
+              <w:rPr>
+                <w:sz w:val="24"/>
+                <w:szCs w:val="24"/>
+              </w:rPr>
+            </w:pPr>
+            <w:r>
+              <w:rPr>
+                <w:sz w:val="24"/>
+                <w:szCs w:val="24"/>
+              </w:rPr>
+            </w:r>
+          </w:p>
+          <w:p>
+            <w:pPr>
+              <w:pStyle w:val="TableContents"/>
+              <w:bidi w:val="0"/>
+              <w:jc w:val="start"/>
+              <w:rPr>
+                <w:sz w:val="24"/>
+                <w:szCs w:val="24"/>
+              </w:rPr>
+            </w:pPr>
+            <w:r>
+              <w:rPr>
+                <w:sz w:val="24"/>
+                <w:szCs w:val="24"/>
+              </w:rPr>
+              <w:t xml:space="preserve">        </w:t>
+            </w:r>
+            <w:r>
+              <w:rPr>
+                <w:sz w:val="24"/>
+                <w:szCs w:val="24"/>
+              </w:rPr>
+              <w:t>Pattern pattern = Pattern.compile("\\{(\\w+)\\}");</w:t>
+            </w:r>
+          </w:p>
+          <w:p>
+            <w:pPr>
+              <w:pStyle w:val="TableContents"/>
+              <w:bidi w:val="0"/>
+              <w:jc w:val="start"/>
+              <w:rPr>
+                <w:sz w:val="24"/>
+                <w:szCs w:val="24"/>
+              </w:rPr>
+            </w:pPr>
+            <w:r>
+              <w:rPr>
+                <w:sz w:val="24"/>
+                <w:szCs w:val="24"/>
+              </w:rPr>
+              <w:t xml:space="preserve">        </w:t>
+            </w:r>
+            <w:r>
+              <w:rPr>
+                <w:sz w:val="24"/>
+                <w:szCs w:val="24"/>
+              </w:rPr>
+              <w:t>Matcher matcher = pattern.matcher(template);</w:t>
+            </w:r>
+          </w:p>
+          <w:p>
+            <w:pPr>
+              <w:pStyle w:val="TableContents"/>
+              <w:bidi w:val="0"/>
+              <w:jc w:val="start"/>
+              <w:rPr>
+                <w:sz w:val="24"/>
+                <w:szCs w:val="24"/>
+              </w:rPr>
+            </w:pPr>
+            <w:r>
+              <w:rPr>
+                <w:sz w:val="24"/>
+                <w:szCs w:val="24"/>
+              </w:rPr>
+            </w:r>
+          </w:p>
+          <w:p>
+            <w:pPr>
+              <w:pStyle w:val="TableContents"/>
+              <w:bidi w:val="0"/>
+              <w:jc w:val="start"/>
+              <w:rPr>
+                <w:sz w:val="24"/>
+                <w:szCs w:val="24"/>
+              </w:rPr>
+            </w:pPr>
+            <w:r>
+              <w:rPr>
+                <w:sz w:val="24"/>
+                <w:szCs w:val="24"/>
+              </w:rPr>
+              <w:t xml:space="preserve">        </w:t>
+            </w:r>
+            <w:r>
+              <w:rPr>
+                <w:sz w:val="24"/>
+                <w:szCs w:val="24"/>
+              </w:rPr>
+              <w:t>StringBuilder result = new StringBuilder();</w:t>
+            </w:r>
+          </w:p>
+          <w:p>
+            <w:pPr>
+              <w:pStyle w:val="TableContents"/>
+              <w:bidi w:val="0"/>
+              <w:jc w:val="start"/>
+              <w:rPr>
+                <w:sz w:val="24"/>
+                <w:szCs w:val="24"/>
+              </w:rPr>
+            </w:pPr>
+            <w:r>
+              <w:rPr>
+                <w:sz w:val="24"/>
+                <w:szCs w:val="24"/>
+              </w:rPr>
+            </w:r>
+          </w:p>
+          <w:p>
+            <w:pPr>
+              <w:pStyle w:val="TableContents"/>
+              <w:bidi w:val="0"/>
+              <w:jc w:val="start"/>
+              <w:rPr>
+                <w:sz w:val="24"/>
+                <w:szCs w:val="24"/>
+              </w:rPr>
+            </w:pPr>
+            <w:r>
+              <w:rPr>
+                <w:sz w:val="24"/>
+                <w:szCs w:val="24"/>
+              </w:rPr>
+              <w:t xml:space="preserve">        </w:t>
+            </w:r>
+            <w:r>
+              <w:rPr>
+                <w:sz w:val="24"/>
+                <w:szCs w:val="24"/>
+              </w:rPr>
+              <w:t>int lastIndex = 0;</w:t>
+            </w:r>
+          </w:p>
+          <w:p>
+            <w:pPr>
+              <w:pStyle w:val="TableContents"/>
+              <w:bidi w:val="0"/>
+              <w:jc w:val="start"/>
+              <w:rPr>
+                <w:sz w:val="24"/>
+                <w:szCs w:val="24"/>
+              </w:rPr>
+            </w:pPr>
+            <w:r>
+              <w:rPr>
+                <w:sz w:val="24"/>
+                <w:szCs w:val="24"/>
+              </w:rPr>
+            </w:r>
+          </w:p>
+          <w:p>
+            <w:pPr>
+              <w:pStyle w:val="TableContents"/>
+              <w:bidi w:val="0"/>
+              <w:jc w:val="start"/>
+              <w:rPr>
+                <w:sz w:val="24"/>
+                <w:szCs w:val="24"/>
+              </w:rPr>
+            </w:pPr>
+            <w:r>
+              <w:rPr>
+                <w:sz w:val="24"/>
+                <w:szCs w:val="24"/>
+              </w:rPr>
+              <w:t xml:space="preserve">        </w:t>
+            </w:r>
+            <w:r>
+              <w:rPr>
+                <w:sz w:val="24"/>
+                <w:szCs w:val="24"/>
+              </w:rPr>
+              <w:t>while (matcher.find()) {</w:t>
+            </w:r>
+          </w:p>
+          <w:p>
+            <w:pPr>
+              <w:pStyle w:val="TableContents"/>
+              <w:bidi w:val="0"/>
+              <w:jc w:val="start"/>
+              <w:rPr>
+                <w:sz w:val="24"/>
+                <w:szCs w:val="24"/>
+              </w:rPr>
+            </w:pPr>
+            <w:r>
+              <w:rPr>
+                <w:sz w:val="24"/>
+                <w:szCs w:val="24"/>
+              </w:rPr>
+            </w:r>
+          </w:p>
+          <w:p>
+            <w:pPr>
+              <w:pStyle w:val="TableContents"/>
+              <w:bidi w:val="0"/>
+              <w:jc w:val="start"/>
+              <w:rPr>
+                <w:sz w:val="24"/>
+                <w:szCs w:val="24"/>
+              </w:rPr>
+            </w:pPr>
+            <w:r>
+              <w:rPr>
+                <w:sz w:val="24"/>
+                <w:szCs w:val="24"/>
+              </w:rPr>
+              <w:t xml:space="preserve">            </w:t>
+            </w:r>
+            <w:r>
+              <w:rPr>
+                <w:sz w:val="24"/>
+                <w:szCs w:val="24"/>
+              </w:rPr>
+              <w:t>result.append(template.substring(lastIndex, matcher.start()));</w:t>
+            </w:r>
+          </w:p>
+          <w:p>
+            <w:pPr>
+              <w:pStyle w:val="TableContents"/>
+              <w:bidi w:val="0"/>
+              <w:jc w:val="start"/>
+              <w:rPr>
+                <w:sz w:val="24"/>
+                <w:szCs w:val="24"/>
+              </w:rPr>
+            </w:pPr>
+            <w:r>
+              <w:rPr>
+                <w:sz w:val="24"/>
+                <w:szCs w:val="24"/>
+              </w:rPr>
+            </w:r>
+          </w:p>
+          <w:p>
+            <w:pPr>
+              <w:pStyle w:val="TableContents"/>
+              <w:bidi w:val="0"/>
+              <w:jc w:val="start"/>
+              <w:rPr>
+                <w:sz w:val="24"/>
+                <w:szCs w:val="24"/>
+              </w:rPr>
+            </w:pPr>
+            <w:r>
+              <w:rPr>
+                <w:sz w:val="24"/>
+                <w:szCs w:val="24"/>
+              </w:rPr>
+              <w:t xml:space="preserve">            </w:t>
+            </w:r>
+            <w:r>
+              <w:rPr>
+                <w:sz w:val="24"/>
+                <w:szCs w:val="24"/>
+              </w:rPr>
+              <w:t>String key = matcher.group(1);</w:t>
+            </w:r>
+          </w:p>
+          <w:p>
+            <w:pPr>
+              <w:pStyle w:val="TableContents"/>
+              <w:bidi w:val="0"/>
+              <w:jc w:val="start"/>
+              <w:rPr>
+                <w:sz w:val="24"/>
+                <w:szCs w:val="24"/>
+              </w:rPr>
+            </w:pPr>
+            <w:r>
+              <w:rPr>
+                <w:sz w:val="24"/>
+                <w:szCs w:val="24"/>
+              </w:rPr>
+            </w:r>
+          </w:p>
+          <w:p>
+            <w:pPr>
+              <w:pStyle w:val="TableContents"/>
+              <w:bidi w:val="0"/>
+              <w:jc w:val="start"/>
+              <w:rPr>
+                <w:sz w:val="24"/>
+                <w:szCs w:val="24"/>
+              </w:rPr>
+            </w:pPr>
+            <w:r>
+              <w:rPr>
+                <w:sz w:val="24"/>
+                <w:szCs w:val="24"/>
+              </w:rPr>
+              <w:t xml:space="preserve">            </w:t>
+            </w:r>
+            <w:r>
+              <w:rPr>
+                <w:sz w:val="24"/>
+                <w:szCs w:val="24"/>
+              </w:rPr>
+              <w:t>String replacement = "[?]";</w:t>
+            </w:r>
+          </w:p>
+          <w:p>
+            <w:pPr>
+              <w:pStyle w:val="TableContents"/>
+              <w:bidi w:val="0"/>
+              <w:jc w:val="start"/>
+              <w:rPr>
+                <w:sz w:val="24"/>
+                <w:szCs w:val="24"/>
+              </w:rPr>
+            </w:pPr>
+            <w:r>
+              <w:rPr>
+                <w:sz w:val="24"/>
+                <w:szCs w:val="24"/>
+              </w:rPr>
+            </w:r>
+          </w:p>
+          <w:p>
+            <w:pPr>
+              <w:pStyle w:val="TableContents"/>
+              <w:bidi w:val="0"/>
+              <w:jc w:val="start"/>
+              <w:rPr>
+                <w:sz w:val="24"/>
+                <w:szCs w:val="24"/>
+              </w:rPr>
+            </w:pPr>
+            <w:r>
+              <w:rPr>
+                <w:sz w:val="24"/>
+                <w:szCs w:val="24"/>
+              </w:rPr>
+              <w:t xml:space="preserve">            </w:t>
+            </w:r>
+            <w:r>
+              <w:rPr>
+                <w:sz w:val="24"/>
+                <w:szCs w:val="24"/>
+              </w:rPr>
+              <w:t>for (int i = 0; i &lt; names.length; i++) {</w:t>
+            </w:r>
+          </w:p>
+          <w:p>
+            <w:pPr>
+              <w:pStyle w:val="TableContents"/>
+              <w:bidi w:val="0"/>
+              <w:jc w:val="start"/>
+              <w:rPr>
+                <w:sz w:val="24"/>
+                <w:szCs w:val="24"/>
+              </w:rPr>
+            </w:pPr>
+            <w:r>
+              <w:rPr>
+                <w:sz w:val="24"/>
+                <w:szCs w:val="24"/>
+              </w:rPr>
+              <w:t xml:space="preserve">                </w:t>
+            </w:r>
+            <w:r>
+              <w:rPr>
+                <w:sz w:val="24"/>
+                <w:szCs w:val="24"/>
+              </w:rPr>
+              <w:t>if (names[i].equals(key)) {</w:t>
+            </w:r>
+          </w:p>
+          <w:p>
+            <w:pPr>
+              <w:pStyle w:val="TableContents"/>
+              <w:bidi w:val="0"/>
+              <w:jc w:val="start"/>
+              <w:rPr>
+                <w:sz w:val="24"/>
+                <w:szCs w:val="24"/>
+              </w:rPr>
+            </w:pPr>
+            <w:r>
+              <w:rPr>
+                <w:sz w:val="24"/>
+                <w:szCs w:val="24"/>
+              </w:rPr>
+              <w:t xml:space="preserve">                    </w:t>
+            </w:r>
+            <w:r>
+              <w:rPr>
+                <w:sz w:val="24"/>
+                <w:szCs w:val="24"/>
+              </w:rPr>
+              <w:t>replacement = values[i];</w:t>
+            </w:r>
+          </w:p>
+          <w:p>
+            <w:pPr>
+              <w:pStyle w:val="TableContents"/>
+              <w:bidi w:val="0"/>
+              <w:jc w:val="start"/>
+              <w:rPr>
+                <w:sz w:val="24"/>
+                <w:szCs w:val="24"/>
+              </w:rPr>
+            </w:pPr>
+            <w:r>
+              <w:rPr>
+                <w:sz w:val="24"/>
+                <w:szCs w:val="24"/>
+              </w:rPr>
+              <w:t xml:space="preserve">                    </w:t>
+            </w:r>
+            <w:r>
+              <w:rPr>
+                <w:sz w:val="24"/>
+                <w:szCs w:val="24"/>
+              </w:rPr>
+              <w:t>break;</w:t>
+            </w:r>
+          </w:p>
+          <w:p>
+            <w:pPr>
+              <w:pStyle w:val="TableContents"/>
+              <w:bidi w:val="0"/>
+              <w:jc w:val="start"/>
+              <w:rPr>
+                <w:sz w:val="24"/>
+                <w:szCs w:val="24"/>
+              </w:rPr>
+            </w:pPr>
+            <w:r>
+              <w:rPr>
+                <w:sz w:val="24"/>
+                <w:szCs w:val="24"/>
+              </w:rPr>
+              <w:t xml:space="preserve">                </w:t>
+            </w:r>
+            <w:r>
+              <w:rPr>
+                <w:sz w:val="24"/>
+                <w:szCs w:val="24"/>
+              </w:rPr>
+              <w:t>}</w:t>
+            </w:r>
+          </w:p>
+          <w:p>
+            <w:pPr>
+              <w:pStyle w:val="TableContents"/>
+              <w:bidi w:val="0"/>
+              <w:jc w:val="start"/>
+              <w:rPr>
+                <w:sz w:val="24"/>
+                <w:szCs w:val="24"/>
+              </w:rPr>
+            </w:pPr>
+            <w:r>
+              <w:rPr>
+                <w:sz w:val="24"/>
+                <w:szCs w:val="24"/>
+              </w:rPr>
+              <w:t xml:space="preserve">            </w:t>
+            </w:r>
+            <w:r>
+              <w:rPr>
+                <w:sz w:val="24"/>
+                <w:szCs w:val="24"/>
+              </w:rPr>
+              <w:t>}</w:t>
+            </w:r>
+          </w:p>
+          <w:p>
+            <w:pPr>
+              <w:pStyle w:val="TableContents"/>
+              <w:bidi w:val="0"/>
+              <w:jc w:val="start"/>
+              <w:rPr>
+                <w:sz w:val="24"/>
+                <w:szCs w:val="24"/>
+              </w:rPr>
+            </w:pPr>
+            <w:r>
+              <w:rPr>
+                <w:sz w:val="24"/>
+                <w:szCs w:val="24"/>
+              </w:rPr>
+            </w:r>
+          </w:p>
+          <w:p>
+            <w:pPr>
+              <w:pStyle w:val="TableContents"/>
+              <w:bidi w:val="0"/>
+              <w:jc w:val="start"/>
+              <w:rPr>
+                <w:sz w:val="24"/>
+                <w:szCs w:val="24"/>
+              </w:rPr>
+            </w:pPr>
+            <w:r>
+              <w:rPr>
+                <w:sz w:val="24"/>
+                <w:szCs w:val="24"/>
+              </w:rPr>
+              <w:t xml:space="preserve">            </w:t>
+            </w:r>
+            <w:r>
+              <w:rPr>
+                <w:sz w:val="24"/>
+                <w:szCs w:val="24"/>
+              </w:rPr>
+              <w:t>result.append(replacement);</w:t>
+            </w:r>
+          </w:p>
+          <w:p>
+            <w:pPr>
+              <w:pStyle w:val="TableContents"/>
+              <w:bidi w:val="0"/>
+              <w:jc w:val="start"/>
+              <w:rPr>
+                <w:sz w:val="24"/>
+                <w:szCs w:val="24"/>
+              </w:rPr>
+            </w:pPr>
+            <w:r>
+              <w:rPr>
+                <w:sz w:val="24"/>
+                <w:szCs w:val="24"/>
+              </w:rPr>
+            </w:r>
+          </w:p>
+          <w:p>
+            <w:pPr>
+              <w:pStyle w:val="TableContents"/>
+              <w:bidi w:val="0"/>
+              <w:jc w:val="start"/>
+              <w:rPr>
+                <w:sz w:val="24"/>
+                <w:szCs w:val="24"/>
+              </w:rPr>
+            </w:pPr>
+            <w:r>
+              <w:rPr>
+                <w:sz w:val="24"/>
+                <w:szCs w:val="24"/>
+              </w:rPr>
+              <w:t xml:space="preserve">            </w:t>
+            </w:r>
+            <w:r>
+              <w:rPr>
+                <w:sz w:val="24"/>
+                <w:szCs w:val="24"/>
+              </w:rPr>
+              <w:t>lastIndex = matcher.end();</w:t>
+            </w:r>
+          </w:p>
+          <w:p>
+            <w:pPr>
+              <w:pStyle w:val="TableContents"/>
+              <w:bidi w:val="0"/>
+              <w:jc w:val="start"/>
+              <w:rPr>
+                <w:sz w:val="24"/>
+                <w:szCs w:val="24"/>
+              </w:rPr>
+            </w:pPr>
+            <w:r>
+              <w:rPr>
+                <w:sz w:val="24"/>
+                <w:szCs w:val="24"/>
+              </w:rPr>
+              <w:t xml:space="preserve">        </w:t>
+            </w:r>
+            <w:r>
+              <w:rPr>
+                <w:sz w:val="24"/>
+                <w:szCs w:val="24"/>
+              </w:rPr>
+              <w:t>}</w:t>
+            </w:r>
+          </w:p>
+          <w:p>
+            <w:pPr>
+              <w:pStyle w:val="TableContents"/>
+              <w:bidi w:val="0"/>
+              <w:jc w:val="start"/>
+              <w:rPr>
+                <w:sz w:val="24"/>
+                <w:szCs w:val="24"/>
+              </w:rPr>
+            </w:pPr>
+            <w:r>
+              <w:rPr>
+                <w:sz w:val="24"/>
+                <w:szCs w:val="24"/>
+              </w:rPr>
+            </w:r>
+          </w:p>
+          <w:p>
+            <w:pPr>
+              <w:pStyle w:val="TableContents"/>
+              <w:bidi w:val="0"/>
+              <w:jc w:val="start"/>
+              <w:rPr>
+                <w:sz w:val="24"/>
+                <w:szCs w:val="24"/>
+              </w:rPr>
+            </w:pPr>
+            <w:r>
+              <w:rPr>
+                <w:sz w:val="24"/>
+                <w:szCs w:val="24"/>
+              </w:rPr>
+              <w:t xml:space="preserve">        </w:t>
+            </w:r>
+            <w:r>
+              <w:rPr>
+                <w:sz w:val="24"/>
+                <w:szCs w:val="24"/>
+              </w:rPr>
+              <w:t>result.append(template.substring(lastIndex));</w:t>
+            </w:r>
+          </w:p>
+          <w:p>
+            <w:pPr>
+              <w:pStyle w:val="TableContents"/>
+              <w:bidi w:val="0"/>
+              <w:jc w:val="start"/>
+              <w:rPr>
+                <w:sz w:val="24"/>
+                <w:szCs w:val="24"/>
+              </w:rPr>
+            </w:pPr>
+            <w:r>
+              <w:rPr>
+                <w:sz w:val="24"/>
+                <w:szCs w:val="24"/>
+              </w:rPr>
+            </w:r>
+          </w:p>
+          <w:p>
+            <w:pPr>
+              <w:pStyle w:val="TableContents"/>
+              <w:bidi w:val="0"/>
+              <w:jc w:val="start"/>
+              <w:rPr>
+                <w:sz w:val="24"/>
+                <w:szCs w:val="24"/>
+              </w:rPr>
+            </w:pPr>
+            <w:r>
+              <w:rPr>
+                <w:sz w:val="24"/>
+                <w:szCs w:val="24"/>
+              </w:rPr>
+              <w:t xml:space="preserve">        </w:t>
+            </w:r>
+            <w:r>
+              <w:rPr>
+                <w:sz w:val="24"/>
+                <w:szCs w:val="24"/>
+              </w:rPr>
+              <w:t>return result.toString();</w:t>
+            </w:r>
+          </w:p>
+          <w:p>
+            <w:pPr>
+              <w:pStyle w:val="TableContents"/>
+              <w:bidi w:val="0"/>
+              <w:jc w:val="start"/>
+              <w:rPr>
+                <w:sz w:val="24"/>
+                <w:szCs w:val="24"/>
+              </w:rPr>
+            </w:pPr>
+            <w:r>
+              <w:rPr>
+                <w:sz w:val="24"/>
+                <w:szCs w:val="24"/>
+              </w:rPr>
+              <w:t xml:space="preserve">    </w:t>
+            </w:r>
+            <w:r>
+              <w:rPr>
+                <w:sz w:val="24"/>
+                <w:szCs w:val="24"/>
+              </w:rPr>
+              <w:t>}</w:t>
+            </w:r>
+          </w:p>
+          <w:p>
+            <w:pPr>
+              <w:pStyle w:val="TableContents"/>
+              <w:bidi w:val="0"/>
+              <w:jc w:val="start"/>
+              <w:rPr>
+                <w:sz w:val="24"/>
+                <w:szCs w:val="24"/>
+              </w:rPr>
+            </w:pPr>
+            <w:r>
+              <w:rPr>
+                <w:sz w:val="24"/>
+                <w:szCs w:val="24"/>
+              </w:rPr>
+              <w:t>}</w:t>
+            </w:r>
+          </w:p>
+          <w:p>
+            <w:pPr>
+              <w:pStyle w:val="TableContents"/>
+              <w:bidi w:val="0"/>
+              <w:jc w:val="start"/>
+              <w:rPr>
+                <w:sz w:val="24"/>
+                <w:szCs w:val="24"/>
+              </w:rPr>
+            </w:pPr>
+            <w:r>
+              <w:rPr>
+                <w:sz w:val="24"/>
+                <w:szCs w:val="24"/>
+              </w:rPr>
+            </w:r>
+          </w:p>
+          <w:p>
+            <w:pPr>
+              <w:pStyle w:val="TableContents"/>
+              <w:bidi w:val="0"/>
+              <w:jc w:val="start"/>
+              <w:rPr>
+                <w:b/>
+                <w:bCs/>
+                <w:sz w:val="24"/>
+                <w:szCs w:val="24"/>
+              </w:rPr>
+            </w:pPr>
+            <w:r>
+              <w:rPr>
+                <w:b/>
+                <w:bCs/>
+                <w:sz w:val="24"/>
+                <w:szCs w:val="24"/>
+              </w:rPr>
+              <w:t>Driver.java</w:t>
+            </w:r>
+          </w:p>
+          <w:p>
+            <w:pPr>
+              <w:pStyle w:val="TableContents"/>
+              <w:bidi w:val="0"/>
+              <w:jc w:val="start"/>
+              <w:rPr>
+                <w:b/>
+                <w:bCs/>
+                <w:sz w:val="24"/>
+                <w:szCs w:val="24"/>
+              </w:rPr>
+            </w:pPr>
+            <w:r>
+              <w:rPr>
+                <w:b/>
+                <w:bCs/>
+                <w:sz w:val="24"/>
+                <w:szCs w:val="24"/>
+              </w:rPr>
+            </w:r>
+          </w:p>
+          <w:p>
+            <w:pPr>
+              <w:pStyle w:val="TableContents"/>
+              <w:bidi w:val="0"/>
+              <w:jc w:val="start"/>
+              <w:rPr>
+                <w:b w:val="false"/>
+                <w:bCs w:val="false"/>
+                <w:sz w:val="24"/>
+                <w:szCs w:val="24"/>
+              </w:rPr>
+            </w:pPr>
+            <w:r>
+              <w:rPr>
+                <w:b w:val="false"/>
+                <w:bCs w:val="false"/>
+                <w:sz w:val="24"/>
+                <w:szCs w:val="24"/>
+              </w:rPr>
+              <w:t>public class Driver {</w:t>
+            </w:r>
+          </w:p>
+          <w:p>
+            <w:pPr>
+              <w:pStyle w:val="TableContents"/>
+              <w:bidi w:val="0"/>
+              <w:jc w:val="start"/>
+              <w:rPr>
+                <w:b w:val="false"/>
+                <w:bCs w:val="false"/>
+                <w:sz w:val="24"/>
+                <w:szCs w:val="24"/>
+              </w:rPr>
+            </w:pPr>
+            <w:r>
+              <w:rPr>
+                <w:b w:val="false"/>
+                <w:bCs w:val="false"/>
+                <w:sz w:val="24"/>
+                <w:szCs w:val="24"/>
+              </w:rPr>
+            </w:r>
+          </w:p>
+          <w:p>
+            <w:pPr>
+              <w:pStyle w:val="TableContents"/>
+              <w:bidi w:val="0"/>
+              <w:jc w:val="start"/>
+              <w:rPr>
+                <w:b w:val="false"/>
+                <w:bCs w:val="false"/>
+                <w:sz w:val="24"/>
+                <w:szCs w:val="24"/>
+              </w:rPr>
+            </w:pPr>
+            <w:r>
+              <w:rPr>
+                <w:b w:val="false"/>
+                <w:bCs w:val="false"/>
+                <w:sz w:val="24"/>
+                <w:szCs w:val="24"/>
+              </w:rPr>
+              <w:t xml:space="preserve">    </w:t>
+            </w:r>
+            <w:r>
+              <w:rPr>
+                <w:b w:val="false"/>
+                <w:bCs w:val="false"/>
+                <w:sz w:val="24"/>
+                <w:szCs w:val="24"/>
+              </w:rPr>
+              <w:t>public static void main(String[] args) {</w:t>
+            </w:r>
+          </w:p>
+          <w:p>
+            <w:pPr>
+              <w:pStyle w:val="TableContents"/>
+              <w:bidi w:val="0"/>
+              <w:jc w:val="start"/>
+              <w:rPr>
+                <w:b w:val="false"/>
+                <w:bCs w:val="false"/>
+                <w:sz w:val="24"/>
+                <w:szCs w:val="24"/>
+              </w:rPr>
+            </w:pPr>
+            <w:r>
+              <w:rPr>
+                <w:b w:val="false"/>
+                <w:bCs w:val="false"/>
+                <w:sz w:val="24"/>
+                <w:szCs w:val="24"/>
+              </w:rPr>
+            </w:r>
+          </w:p>
+          <w:p>
+            <w:pPr>
+              <w:pStyle w:val="TableContents"/>
+              <w:bidi w:val="0"/>
+              <w:jc w:val="start"/>
+              <w:rPr>
+                <w:b w:val="false"/>
+                <w:bCs w:val="false"/>
+                <w:sz w:val="24"/>
+                <w:szCs w:val="24"/>
+              </w:rPr>
+            </w:pPr>
+            <w:r>
+              <w:rPr>
+                <w:b w:val="false"/>
+                <w:bCs w:val="false"/>
+                <w:sz w:val="24"/>
+                <w:szCs w:val="24"/>
+              </w:rPr>
+              <w:t xml:space="preserve">        </w:t>
+            </w:r>
+            <w:r>
+              <w:rPr>
+                <w:b w:val="false"/>
+                <w:bCs w:val="false"/>
+                <w:sz w:val="24"/>
+                <w:szCs w:val="24"/>
+              </w:rPr>
+              <w:t>String template = "Dear {name}, order {id} ships {date}.";</w:t>
+            </w:r>
+          </w:p>
+          <w:p>
+            <w:pPr>
+              <w:pStyle w:val="TableContents"/>
+              <w:bidi w:val="0"/>
+              <w:jc w:val="start"/>
+              <w:rPr>
+                <w:b w:val="false"/>
+                <w:bCs w:val="false"/>
+                <w:sz w:val="24"/>
+                <w:szCs w:val="24"/>
+              </w:rPr>
+            </w:pPr>
+            <w:r>
+              <w:rPr>
+                <w:b w:val="false"/>
+                <w:bCs w:val="false"/>
+                <w:sz w:val="24"/>
+                <w:szCs w:val="24"/>
+              </w:rPr>
+            </w:r>
+          </w:p>
+          <w:p>
+            <w:pPr>
+              <w:pStyle w:val="TableContents"/>
+              <w:bidi w:val="0"/>
+              <w:jc w:val="start"/>
+              <w:rPr>
+                <w:b w:val="false"/>
+                <w:bCs w:val="false"/>
+                <w:sz w:val="24"/>
+                <w:szCs w:val="24"/>
+              </w:rPr>
+            </w:pPr>
+            <w:r>
+              <w:rPr>
+                <w:b w:val="false"/>
+                <w:bCs w:val="false"/>
+                <w:sz w:val="24"/>
+                <w:szCs w:val="24"/>
+              </w:rPr>
+              <w:t xml:space="preserve">        </w:t>
+            </w:r>
+            <w:r>
+              <w:rPr>
+                <w:b w:val="false"/>
+                <w:bCs w:val="false"/>
+                <w:sz w:val="24"/>
+                <w:szCs w:val="24"/>
+              </w:rPr>
+              <w:t>String[] names = {</w:t>
+            </w:r>
+          </w:p>
+          <w:p>
+            <w:pPr>
+              <w:pStyle w:val="TableContents"/>
+              <w:bidi w:val="0"/>
+              <w:jc w:val="start"/>
+              <w:rPr>
+                <w:b w:val="false"/>
+                <w:bCs w:val="false"/>
+                <w:sz w:val="24"/>
+                <w:szCs w:val="24"/>
+              </w:rPr>
+            </w:pPr>
+            <w:r>
+              <w:rPr>
+                <w:b w:val="false"/>
+                <w:bCs w:val="false"/>
+                <w:sz w:val="24"/>
+                <w:szCs w:val="24"/>
+              </w:rPr>
+              <w:t xml:space="preserve">                </w:t>
+            </w:r>
+            <w:r>
+              <w:rPr>
+                <w:b w:val="false"/>
+                <w:bCs w:val="false"/>
+                <w:sz w:val="24"/>
+                <w:szCs w:val="24"/>
+              </w:rPr>
+              <w:t>"name",</w:t>
+            </w:r>
+          </w:p>
+          <w:p>
+            <w:pPr>
+              <w:pStyle w:val="TableContents"/>
+              <w:bidi w:val="0"/>
+              <w:jc w:val="start"/>
+              <w:rPr>
+                <w:b w:val="false"/>
+                <w:bCs w:val="false"/>
+                <w:sz w:val="24"/>
+                <w:szCs w:val="24"/>
+              </w:rPr>
+            </w:pPr>
+            <w:r>
+              <w:rPr>
+                <w:b w:val="false"/>
+                <w:bCs w:val="false"/>
+                <w:sz w:val="24"/>
+                <w:szCs w:val="24"/>
+              </w:rPr>
+              <w:t xml:space="preserve">                </w:t>
+            </w:r>
+            <w:r>
+              <w:rPr>
+                <w:b w:val="false"/>
+                <w:bCs w:val="false"/>
+                <w:sz w:val="24"/>
+                <w:szCs w:val="24"/>
+              </w:rPr>
+              <w:t>"id"</w:t>
+            </w:r>
+          </w:p>
+          <w:p>
+            <w:pPr>
+              <w:pStyle w:val="TableContents"/>
+              <w:bidi w:val="0"/>
+              <w:jc w:val="start"/>
+              <w:rPr>
+                <w:b w:val="false"/>
+                <w:bCs w:val="false"/>
+                <w:sz w:val="24"/>
+                <w:szCs w:val="24"/>
+              </w:rPr>
+            </w:pPr>
+            <w:r>
+              <w:rPr>
+                <w:b w:val="false"/>
+                <w:bCs w:val="false"/>
+                <w:sz w:val="24"/>
+                <w:szCs w:val="24"/>
+              </w:rPr>
+              <w:t xml:space="preserve">        </w:t>
+            </w:r>
+            <w:r>
+              <w:rPr>
+                <w:b w:val="false"/>
+                <w:bCs w:val="false"/>
+                <w:sz w:val="24"/>
+                <w:szCs w:val="24"/>
+              </w:rPr>
+              <w:t>};</w:t>
+            </w:r>
+          </w:p>
+          <w:p>
+            <w:pPr>
+              <w:pStyle w:val="TableContents"/>
+              <w:bidi w:val="0"/>
+              <w:jc w:val="start"/>
+              <w:rPr>
+                <w:b w:val="false"/>
+                <w:bCs w:val="false"/>
+                <w:sz w:val="24"/>
+                <w:szCs w:val="24"/>
+              </w:rPr>
+            </w:pPr>
+            <w:r>
+              <w:rPr>
+                <w:b w:val="false"/>
+                <w:bCs w:val="false"/>
+                <w:sz w:val="24"/>
+                <w:szCs w:val="24"/>
+              </w:rPr>
+            </w:r>
+          </w:p>
+          <w:p>
+            <w:pPr>
+              <w:pStyle w:val="TableContents"/>
+              <w:bidi w:val="0"/>
+              <w:jc w:val="start"/>
+              <w:rPr>
+                <w:b w:val="false"/>
+                <w:bCs w:val="false"/>
+                <w:sz w:val="24"/>
+                <w:szCs w:val="24"/>
+              </w:rPr>
+            </w:pPr>
+            <w:r>
+              <w:rPr>
+                <w:b w:val="false"/>
+                <w:bCs w:val="false"/>
+                <w:sz w:val="24"/>
+                <w:szCs w:val="24"/>
+              </w:rPr>
+              <w:t xml:space="preserve">        </w:t>
+            </w:r>
+            <w:r>
+              <w:rPr>
+                <w:b w:val="false"/>
+                <w:bCs w:val="false"/>
+                <w:sz w:val="24"/>
+                <w:szCs w:val="24"/>
+              </w:rPr>
+              <w:t>String[] values = {</w:t>
+            </w:r>
+          </w:p>
+          <w:p>
+            <w:pPr>
+              <w:pStyle w:val="TableContents"/>
+              <w:bidi w:val="0"/>
+              <w:jc w:val="start"/>
+              <w:rPr>
+                <w:b w:val="false"/>
+                <w:bCs w:val="false"/>
+                <w:sz w:val="24"/>
+                <w:szCs w:val="24"/>
+              </w:rPr>
+            </w:pPr>
+            <w:r>
+              <w:rPr>
+                <w:b w:val="false"/>
+                <w:bCs w:val="false"/>
+                <w:sz w:val="24"/>
+                <w:szCs w:val="24"/>
+              </w:rPr>
+              <w:t xml:space="preserve">                </w:t>
+            </w:r>
+            <w:r>
+              <w:rPr>
+                <w:b w:val="false"/>
+                <w:bCs w:val="false"/>
+                <w:sz w:val="24"/>
+                <w:szCs w:val="24"/>
+              </w:rPr>
+              <w:t>"Rishit",</w:t>
+            </w:r>
+          </w:p>
+          <w:p>
+            <w:pPr>
+              <w:pStyle w:val="TableContents"/>
+              <w:bidi w:val="0"/>
+              <w:jc w:val="start"/>
+              <w:rPr>
+                <w:b w:val="false"/>
+                <w:bCs w:val="false"/>
+                <w:sz w:val="24"/>
+                <w:szCs w:val="24"/>
+              </w:rPr>
+            </w:pPr>
+            <w:r>
+              <w:rPr>
+                <w:b w:val="false"/>
+                <w:bCs w:val="false"/>
+                <w:sz w:val="24"/>
+                <w:szCs w:val="24"/>
+              </w:rPr>
+              <w:t xml:space="preserve">                </w:t>
+            </w:r>
+            <w:r>
+              <w:rPr>
+                <w:b w:val="false"/>
+                <w:bCs w:val="false"/>
+                <w:sz w:val="24"/>
+                <w:szCs w:val="24"/>
+              </w:rPr>
+              <w:t>"089"</w:t>
+            </w:r>
+          </w:p>
+          <w:p>
+            <w:pPr>
+              <w:pStyle w:val="TableContents"/>
+              <w:bidi w:val="0"/>
+              <w:jc w:val="start"/>
+              <w:rPr>
+                <w:b w:val="false"/>
+                <w:bCs w:val="false"/>
+                <w:sz w:val="24"/>
+                <w:szCs w:val="24"/>
+              </w:rPr>
+            </w:pPr>
+            <w:r>
+              <w:rPr>
+                <w:b w:val="false"/>
+                <w:bCs w:val="false"/>
+                <w:sz w:val="24"/>
+                <w:szCs w:val="24"/>
+              </w:rPr>
+              <w:t xml:space="preserve">        </w:t>
+            </w:r>
+            <w:r>
+              <w:rPr>
+                <w:b w:val="false"/>
+                <w:bCs w:val="false"/>
+                <w:sz w:val="24"/>
+                <w:szCs w:val="24"/>
+              </w:rPr>
+              <w:t>};</w:t>
+            </w:r>
+          </w:p>
+          <w:p>
+            <w:pPr>
+              <w:pStyle w:val="TableContents"/>
+              <w:bidi w:val="0"/>
+              <w:jc w:val="start"/>
+              <w:rPr>
+                <w:b w:val="false"/>
+                <w:bCs w:val="false"/>
+                <w:sz w:val="24"/>
+                <w:szCs w:val="24"/>
+              </w:rPr>
+            </w:pPr>
+            <w:r>
+              <w:rPr>
+                <w:b w:val="false"/>
+                <w:bCs w:val="false"/>
+                <w:sz w:val="24"/>
+                <w:szCs w:val="24"/>
+              </w:rPr>
+            </w:r>
+          </w:p>
+          <w:p>
+            <w:pPr>
+              <w:pStyle w:val="TableContents"/>
+              <w:bidi w:val="0"/>
+              <w:jc w:val="start"/>
+              <w:rPr>
+                <w:b w:val="false"/>
+                <w:bCs w:val="false"/>
+                <w:sz w:val="24"/>
+                <w:szCs w:val="24"/>
+              </w:rPr>
+            </w:pPr>
+            <w:r>
+              <w:rPr>
+                <w:b w:val="false"/>
+                <w:bCs w:val="false"/>
+                <w:sz w:val="24"/>
+                <w:szCs w:val="24"/>
+              </w:rPr>
+              <w:t xml:space="preserve">        </w:t>
+            </w:r>
+            <w:r>
+              <w:rPr>
+                <w:b w:val="false"/>
+                <w:bCs w:val="false"/>
+                <w:sz w:val="24"/>
+                <w:szCs w:val="24"/>
+              </w:rPr>
+              <w:t>String output = TemplateFilter.FTemplate(template, names, values);</w:t>
+            </w:r>
+          </w:p>
+          <w:p>
+            <w:pPr>
+              <w:pStyle w:val="TableContents"/>
+              <w:bidi w:val="0"/>
+              <w:jc w:val="start"/>
+              <w:rPr>
+                <w:b w:val="false"/>
+                <w:bCs w:val="false"/>
+                <w:sz w:val="24"/>
+                <w:szCs w:val="24"/>
+              </w:rPr>
+            </w:pPr>
+            <w:r>
+              <w:rPr>
+                <w:b w:val="false"/>
+                <w:bCs w:val="false"/>
+                <w:sz w:val="24"/>
+                <w:szCs w:val="24"/>
+              </w:rPr>
+            </w:r>
+          </w:p>
+          <w:p>
+            <w:pPr>
+              <w:pStyle w:val="TableContents"/>
+              <w:bidi w:val="0"/>
+              <w:jc w:val="start"/>
+              <w:rPr>
+                <w:b w:val="false"/>
+                <w:bCs w:val="false"/>
+                <w:sz w:val="24"/>
+                <w:szCs w:val="24"/>
+              </w:rPr>
+            </w:pPr>
+            <w:r>
+              <w:rPr>
+                <w:b w:val="false"/>
+                <w:bCs w:val="false"/>
+                <w:sz w:val="24"/>
+                <w:szCs w:val="24"/>
+              </w:rPr>
+              <w:t xml:space="preserve">        </w:t>
+            </w:r>
+            <w:r>
+              <w:rPr>
+                <w:b w:val="false"/>
+                <w:bCs w:val="false"/>
+                <w:sz w:val="24"/>
+                <w:szCs w:val="24"/>
+              </w:rPr>
+              <w:t>System.out.println(output);</w:t>
+            </w:r>
+          </w:p>
+          <w:p>
+            <w:pPr>
+              <w:pStyle w:val="TableContents"/>
+              <w:bidi w:val="0"/>
+              <w:jc w:val="start"/>
+              <w:rPr>
+                <w:b w:val="false"/>
+                <w:bCs w:val="false"/>
+                <w:sz w:val="24"/>
+                <w:szCs w:val="24"/>
+              </w:rPr>
+            </w:pPr>
+            <w:r>
+              <w:rPr>
+                <w:b w:val="false"/>
+                <w:bCs w:val="false"/>
+                <w:sz w:val="24"/>
+                <w:szCs w:val="24"/>
+              </w:rPr>
+              <w:t xml:space="preserve">    </w:t>
+            </w:r>
+            <w:r>
+              <w:rPr>
+                <w:b w:val="false"/>
+                <w:bCs w:val="false"/>
+                <w:sz w:val="24"/>
+                <w:szCs w:val="24"/>
+              </w:rPr>
+              <w:t>}</w:t>
+            </w:r>
+          </w:p>
+          <w:p>
+            <w:pPr>
+              <w:pStyle w:val="TableContents"/>
+              <w:bidi w:val="0"/>
+              <w:jc w:val="start"/>
+              <w:rPr>
+                <w:b w:val="false"/>
+                <w:bCs w:val="false"/>
+                <w:sz w:val="24"/>
+                <w:szCs w:val="24"/>
+              </w:rPr>
+            </w:pPr>
+            <w:r>
+              <w:rPr>
+                <w:b w:val="false"/>
+                <w:bCs w:val="false"/>
+                <w:sz w:val="24"/>
+                <w:szCs w:val="24"/>
+              </w:rPr>
+              <w:t>}</w:t>
             </w:r>
           </w:p>
         </w:tc>
       </w:tr>
       <w:tr>
-        <w:trPr/>
+        <w:trPr>
+          <w:trHeight w:val="1722" w:hRule="atLeast"/>
+        </w:trPr>
         <w:tc>
           <w:tcPr>
             <w:tcW w:w="1702" w:type="dxa"/>
@@ -1138,6 +4454,7 @@
                 <w:sz w:val="24"/>
                 <w:szCs w:val="24"/>
               </w:rPr>
+              <w:t>Output</w:t>
             </w:r>
           </w:p>
         </w:tc>
@@ -1161,6 +4478,52 @@
                 <w:sz w:val="24"/>
                 <w:szCs w:val="24"/>
               </w:rPr>
+              <w:drawing>
+                <wp:anchor distT="0" distB="0" distL="0" distR="0" simplePos="0" relativeHeight="4" behindDoc="0" locked="0" layoutInCell="0" allowOverlap="1">
+                  <wp:simplePos x="0" y="0"/>
+                  <wp:positionH relativeFrom="column">
+                    <wp:align>center</wp:align>
+                  </wp:positionH>
+                  <wp:positionV relativeFrom="paragraph">
+                    <wp:posOffset>635</wp:posOffset>
+                  </wp:positionV>
+                  <wp:extent cx="5039360" cy="495300"/>
+                  <wp:effectExtent l="0" t="0" r="0" b="0"/>
+                  <wp:wrapSquare wrapText="largest"/>
+                  <wp:docPr id="3" name="Image3"/>
+                  <wp:cNvGraphicFramePr>
+                    <a:graphicFrameLocks xmlns:a="http://schemas.openxmlformats.org/drawingml/2006/main" noChangeAspect="1"/>
+                  </wp:cNvGraphicFramePr>
+                  <a:graphic xmlns:a="http://schemas.openxmlformats.org/drawingml/2006/main">
+                    <a:graphicData uri="http://schemas.openxmlformats.org/drawingml/2006/picture">
+                      <pic:pic xmlns:pic="http://schemas.openxmlformats.org/drawingml/2006/picture">
+                        <pic:nvPicPr>
+                          <pic:cNvPr id="3" name="Image3"/>
+                          <pic:cNvPicPr>
+                            <a:picLocks noChangeAspect="1" noChangeArrowheads="1"/>
+                          </pic:cNvPicPr>
+                        </pic:nvPicPr>
+                        <pic:blipFill>
+                          <a:blip r:embed="rId4"/>
+                          <a:stretch>
+                            <a:fillRect/>
+                          </a:stretch>
+                        </pic:blipFill>
+                        <pic:spPr bwMode="auto">
+                          <a:xfrm>
+                            <a:off x="0" y="0"/>
+                            <a:ext cx="5039360" cy="495300"/>
+                          </a:xfrm>
+                          <a:prstGeom prst="rect">
+                            <a:avLst/>
+                          </a:prstGeom>
+                          <a:noFill/>
+                        </pic:spPr>
+                      </pic:pic>
+                    </a:graphicData>
+                  </a:graphic>
+                </wp:anchor>
+              </w:drawing>
             </w:r>
           </w:p>
         </w:tc>
@@ -1184,15 +4547,32 @@
       </w:r>
     </w:p>
     <w:sectPr>
+      <w:headerReference w:type="default" r:id="rId5"/>
       <w:type w:val="nextPage"/>
       <w:pgSz w:w="11906" w:h="16838"/>
-      <w:pgMar w:left="1134" w:right="1134" w:gutter="0" w:header="0" w:top="1134" w:footer="0" w:bottom="1134"/>
+      <w:pgMar w:left="1134" w:right="1134" w:gutter="0" w:header="1134" w:top="1693" w:footer="0" w:bottom="1134"/>
       <w:pgNumType w:fmt="decimal"/>
       <w:formProt w:val="false"/>
       <w:textDirection w:val="lrTb"/>
+      <w:docGrid w:type="default" w:linePitch="100" w:charSpace="0"/>
     </w:sectPr>
   </w:body>
 </w:document>
+</file>
+
+<file path=word/header1.xml><?xml version="1.0" encoding="utf-8"?>
+<w:hdr xmlns:o="urn:schemas-microsoft-com:office:office" xmlns:r="http://schemas.openxmlformats.org/officeDocument/2006/relationships" xmlns:v="urn:schemas-microsoft-com:vml" xmlns:w="http://schemas.openxmlformats.org/wordprocessingml/2006/main" xmlns:w10="urn:schemas-microsoft-com:office:word" xmlns:wp="http://schemas.openxmlformats.org/drawingml/2006/wordprocessingDrawing" xmlns:pic="http://schemas.openxmlformats.org/drawingml/2006/picture" xmlns:wps="http://schemas.microsoft.com/office/word/2010/wordprocessingShape" xmlns:wpg="http://schemas.microsoft.com/office/word/2010/wordprocessingGroup" xmlns:mc="http://schemas.openxmlformats.org/markup-compatibility/2006" xmlns:wp14="http://schemas.microsoft.com/office/word/2010/wordprocessingDrawing" xmlns:w14="http://schemas.microsoft.com/office/word/2010/wordml" xmlns:w15="http://schemas.microsoft.com/office/word/2012/wordml" mc:Ignorable="w14 wp14 w15">
+  <w:p>
+    <w:pPr>
+      <w:pStyle w:val="Header"/>
+      <w:rPr/>
+    </w:pPr>
+    <w:r>
+      <w:rPr/>
+      <w:t>D26AIML089                                         AIML-CSPIT                                                         CEUE203</w:t>
+    </w:r>
+  </w:p>
+</w:hdr>
 </file>
 
 <file path=word/styles.xml><?xml version="1.0" encoding="utf-8"?>
@@ -1209,7 +4589,6 @@
     </w:rPrDefault>
     <w:pPrDefault>
       <w:pPr>
-        <w:widowControl/>
         <w:suppressAutoHyphens w:val="true"/>
       </w:pPr>
     </w:pPrDefault>
@@ -1219,7 +4598,10 @@
     <w:qFormat/>
     <w:pPr>
       <w:widowControl/>
+      <w:suppressAutoHyphens w:val="true"/>
       <w:bidi w:val="0"/>
+      <w:spacing w:before="0" w:after="0"/>
+      <w:jc w:val="start"/>
     </w:pPr>
     <w:rPr>
       <w:rFonts w:ascii="Liberation Serif" w:hAnsi="Liberation Serif" w:eastAsia="NSimSun" w:cs="Lucida Sans"/>
@@ -1310,6 +4692,28 @@
       <w:sz w:val="20"/>
       <w:szCs w:val="20"/>
     </w:rPr>
+  </w:style>
+  <w:style w:type="paragraph" w:styleId="HeaderandFooter">
+    <w:name w:val="Header and Footer"/>
+    <w:basedOn w:val="Normal"/>
+    <w:qFormat/>
+    <w:pPr>
+      <w:suppressLineNumbers/>
+      <w:tabs>
+        <w:tab w:val="clear" w:pos="709"/>
+        <w:tab w:val="center" w:pos="4819" w:leader="none"/>
+        <w:tab w:val="right" w:pos="9638" w:leader="none"/>
+      </w:tabs>
+    </w:pPr>
+    <w:rPr/>
+  </w:style>
+  <w:style w:type="paragraph" w:styleId="Header">
+    <w:name w:val="header"/>
+    <w:basedOn w:val="HeaderandFooter"/>
+    <w:pPr>
+      <w:suppressLineNumbers/>
+    </w:pPr>
+    <w:rPr/>
   </w:style>
 </w:styles>
 </file>
